--- a/Assessments/WA (SAQ) - Microsoft Certified Azure AI Engineer Associate AI-102 Training - v1.0.docx
+++ b/Assessments/WA (SAQ) - Microsoft Certified Azure AI Engineer Associate AI-102 Training - v1.0.docx
@@ -250,352 +250,6 @@
           <w:sz w:val="20"/>
         </w:rPr>
         <w:t>Version v1.0</w:t>
-      </w:r>
-    </w:p>
-    <w:p>
-      <w:r>
-        <w:br w:type="page"/>
-      </w:r>
-    </w:p>
-    <w:p>
-      <w:pPr>
-        <w:spacing w:after="360"/>
-      </w:pPr>
-      <w:r>
-        <w:rPr>
-          <w:rFonts w:ascii="Arial" w:hAnsi="Arial"/>
-          <w:b/>
-          <w:i w:val="0"/>
-          <w:color w:val="4B5563"/>
-          <w:sz w:val="21"/>
-        </w:rPr>
-        <w:t>WRITTEN ASSESSMENT</w:t>
-      </w:r>
-      <w:r>
-        <w:rPr>
-          <w:rFonts w:ascii="Arial" w:hAnsi="Arial"/>
-          <w:b/>
-          <w:i w:val="0"/>
-          <w:color w:val="111827"/>
-          <w:sz w:val="21"/>
-        </w:rPr>
-        <w:t xml:space="preserve">  |  </w:t>
-      </w:r>
-      <w:r>
-        <w:rPr>
-          <w:rFonts w:ascii="Arial" w:hAnsi="Arial"/>
-          <w:b w:val="0"/>
-          <w:i w:val="0"/>
-          <w:color w:val="4B5563"/>
-          <w:sz w:val="21"/>
-        </w:rPr>
-        <w:t>Microsoft Certified Azure AI Engineer Associate AI-102 Training</w:t>
-      </w:r>
-    </w:p>
-    <w:p>
-      <w:pPr>
-        <w:spacing w:before="0" w:after="160"/>
-        <w:pBdr>
-          <w:bottom w:val="single" w:sz="6" w:space="4" w:color="D9E2F0"/>
-        </w:pBdr>
-      </w:pPr>
-      <w:r>
-        <w:rPr>
-          <w:rFonts w:ascii="Arial" w:hAnsi="Arial"/>
-          <w:b/>
-          <w:i w:val="0"/>
-          <w:color w:val="111827"/>
-          <w:sz w:val="32"/>
-        </w:rPr>
-        <w:t>TABLE OF CONTENTS</w:t>
-      </w:r>
-    </w:p>
-    <w:p>
-      <w:pPr>
-        <w:tabs>
-          <w:tab w:pos="8928" w:val="right" w:leader="dot"/>
-        </w:tabs>
-        <w:spacing w:after="140"/>
-        <w:ind w:left="0"/>
-      </w:pPr>
-      <w:r>
-        <w:rPr>
-          <w:rFonts w:ascii="Arial" w:hAnsi="Arial"/>
-          <w:b/>
-          <w:i w:val="0"/>
-          <w:color w:val="111827"/>
-          <w:sz w:val="22"/>
-        </w:rPr>
-        <w:t>Written Assessment (Short Answer Questions)</w:t>
-      </w:r>
-      <w:r>
-        <w:tab/>
-      </w:r>
-      <w:r>
-        <w:rPr>
-          <w:rFonts w:ascii="Arial" w:hAnsi="Arial"/>
-          <w:b/>
-          <w:i w:val="0"/>
-          <w:color w:val="111827"/>
-          <w:sz w:val="22"/>
-        </w:rPr>
-        <w:t>3</w:t>
-      </w:r>
-    </w:p>
-    <w:p>
-      <w:pPr>
-        <w:tabs>
-          <w:tab w:pos="8928" w:val="right" w:leader="dot"/>
-        </w:tabs>
-        <w:spacing w:after="140"/>
-        <w:ind w:left="0"/>
-      </w:pPr>
-      <w:r>
-        <w:rPr>
-          <w:rFonts w:ascii="Arial" w:hAnsi="Arial"/>
-          <w:b/>
-          <w:i w:val="0"/>
-          <w:color w:val="111827"/>
-          <w:sz w:val="22"/>
-        </w:rPr>
-        <w:t>Candidate Information and Instructions</w:t>
-      </w:r>
-      <w:r>
-        <w:tab/>
-      </w:r>
-      <w:r>
-        <w:rPr>
-          <w:rFonts w:ascii="Arial" w:hAnsi="Arial"/>
-          <w:b/>
-          <w:i w:val="0"/>
-          <w:color w:val="111827"/>
-          <w:sz w:val="22"/>
-        </w:rPr>
-        <w:t>3</w:t>
-      </w:r>
-    </w:p>
-    <w:p>
-      <w:pPr>
-        <w:tabs>
-          <w:tab w:pos="8928" w:val="right" w:leader="dot"/>
-        </w:tabs>
-        <w:spacing w:after="140"/>
-        <w:ind w:left="0"/>
-      </w:pPr>
-      <w:r>
-        <w:rPr>
-          <w:rFonts w:ascii="Arial" w:hAnsi="Arial"/>
-          <w:b/>
-          <w:i w:val="0"/>
-          <w:color w:val="111827"/>
-          <w:sz w:val="22"/>
-        </w:rPr>
-        <w:t>Assessment Alignment</w:t>
-      </w:r>
-      <w:r>
-        <w:tab/>
-      </w:r>
-      <w:r>
-        <w:rPr>
-          <w:rFonts w:ascii="Arial" w:hAnsi="Arial"/>
-          <w:b/>
-          <w:i w:val="0"/>
-          <w:color w:val="111827"/>
-          <w:sz w:val="22"/>
-        </w:rPr>
-        <w:t>3</w:t>
-      </w:r>
-    </w:p>
-    <w:p>
-      <w:pPr>
-        <w:tabs>
-          <w:tab w:pos="8928" w:val="right" w:leader="dot"/>
-        </w:tabs>
-        <w:spacing w:after="140"/>
-        <w:ind w:left="0"/>
-      </w:pPr>
-      <w:r>
-        <w:rPr>
-          <w:rFonts w:ascii="Arial" w:hAnsi="Arial"/>
-          <w:b/>
-          <w:i w:val="0"/>
-          <w:color w:val="111827"/>
-          <w:sz w:val="22"/>
-        </w:rPr>
-        <w:t>Written Questions</w:t>
-      </w:r>
-      <w:r>
-        <w:tab/>
-      </w:r>
-      <w:r>
-        <w:rPr>
-          <w:rFonts w:ascii="Arial" w:hAnsi="Arial"/>
-          <w:b/>
-          <w:i w:val="0"/>
-          <w:color w:val="111827"/>
-          <w:sz w:val="22"/>
-        </w:rPr>
-        <w:t>4</w:t>
-      </w:r>
-    </w:p>
-    <w:p>
-      <w:pPr>
-        <w:tabs>
-          <w:tab w:pos="8928" w:val="right" w:leader="dot"/>
-        </w:tabs>
-        <w:spacing w:after="100"/>
-        <w:ind w:left="312"/>
-      </w:pPr>
-      <w:r>
-        <w:rPr>
-          <w:rFonts w:ascii="Arial" w:hAnsi="Arial"/>
-          <w:b w:val="0"/>
-          <w:i w:val="0"/>
-          <w:color w:val="4B5563"/>
-          <w:sz w:val="20"/>
-        </w:rPr>
-        <w:t>Questions 1-10</w:t>
-      </w:r>
-      <w:r>
-        <w:tab/>
-      </w:r>
-      <w:r>
-        <w:rPr>
-          <w:rFonts w:ascii="Arial" w:hAnsi="Arial"/>
-          <w:b w:val="0"/>
-          <w:i w:val="0"/>
-          <w:color w:val="111827"/>
-          <w:sz w:val="20"/>
-        </w:rPr>
-        <w:t>4</w:t>
-      </w:r>
-    </w:p>
-    <w:p>
-      <w:pPr>
-        <w:tabs>
-          <w:tab w:pos="8928" w:val="right" w:leader="dot"/>
-        </w:tabs>
-        <w:spacing w:after="100"/>
-        <w:ind w:left="312"/>
-      </w:pPr>
-      <w:r>
-        <w:rPr>
-          <w:rFonts w:ascii="Arial" w:hAnsi="Arial"/>
-          <w:b w:val="0"/>
-          <w:i w:val="0"/>
-          <w:color w:val="4B5563"/>
-          <w:sz w:val="20"/>
-        </w:rPr>
-        <w:t>Questions 11-20</w:t>
-      </w:r>
-      <w:r>
-        <w:tab/>
-      </w:r>
-      <w:r>
-        <w:rPr>
-          <w:rFonts w:ascii="Arial" w:hAnsi="Arial"/>
-          <w:b w:val="0"/>
-          <w:i w:val="0"/>
-          <w:color w:val="111827"/>
-          <w:sz w:val="20"/>
-        </w:rPr>
-        <w:t>8</w:t>
-      </w:r>
-    </w:p>
-    <w:p>
-      <w:pPr>
-        <w:tabs>
-          <w:tab w:pos="8928" w:val="right" w:leader="dot"/>
-        </w:tabs>
-        <w:spacing w:after="100"/>
-        <w:ind w:left="312"/>
-      </w:pPr>
-      <w:r>
-        <w:rPr>
-          <w:rFonts w:ascii="Arial" w:hAnsi="Arial"/>
-          <w:b w:val="0"/>
-          <w:i w:val="0"/>
-          <w:color w:val="4B5563"/>
-          <w:sz w:val="20"/>
-        </w:rPr>
-        <w:t>Questions 21-30</w:t>
-      </w:r>
-      <w:r>
-        <w:tab/>
-      </w:r>
-      <w:r>
-        <w:rPr>
-          <w:rFonts w:ascii="Arial" w:hAnsi="Arial"/>
-          <w:b w:val="0"/>
-          <w:i w:val="0"/>
-          <w:color w:val="111827"/>
-          <w:sz w:val="20"/>
-        </w:rPr>
-        <w:t>12</w:t>
-      </w:r>
-    </w:p>
-    <w:p>
-      <w:pPr>
-        <w:tabs>
-          <w:tab w:pos="8928" w:val="right" w:leader="dot"/>
-        </w:tabs>
-        <w:spacing w:after="100"/>
-        <w:ind w:left="312"/>
-      </w:pPr>
-      <w:r>
-        <w:rPr>
-          <w:rFonts w:ascii="Arial" w:hAnsi="Arial"/>
-          <w:b w:val="0"/>
-          <w:i w:val="0"/>
-          <w:color w:val="4B5563"/>
-          <w:sz w:val="20"/>
-        </w:rPr>
-        <w:t>Questions 31-40</w:t>
-      </w:r>
-      <w:r>
-        <w:tab/>
-      </w:r>
-      <w:r>
-        <w:rPr>
-          <w:rFonts w:ascii="Arial" w:hAnsi="Arial"/>
-          <w:b w:val="0"/>
-          <w:i w:val="0"/>
-          <w:color w:val="111827"/>
-          <w:sz w:val="20"/>
-        </w:rPr>
-        <w:t>16</w:t>
-      </w:r>
-    </w:p>
-    <w:p>
-      <w:pPr>
-        <w:tabs>
-          <w:tab w:pos="8928" w:val="right" w:leader="dot"/>
-        </w:tabs>
-        <w:spacing w:after="140"/>
-        <w:ind w:left="0"/>
-      </w:pPr>
-      <w:r>
-        <w:rPr>
-          <w:rFonts w:ascii="Arial" w:hAnsi="Arial"/>
-          <w:b/>
-          <w:i w:val="0"/>
-          <w:color w:val="111827"/>
-          <w:sz w:val="22"/>
-        </w:rPr>
-        <w:t>For Official Use Only</w:t>
-      </w:r>
-      <w:r>
-        <w:tab/>
-      </w:r>
-      <w:r>
-        <w:rPr>
-          <w:rFonts w:ascii="Arial" w:hAnsi="Arial"/>
-          <w:b/>
-          <w:i w:val="0"/>
-          <w:color w:val="111827"/>
-          <w:sz w:val="22"/>
-        </w:rPr>
-        <w:t>20</w:t>
       </w:r>
     </w:p>
     <w:p>
@@ -834,9 +488,9 @@
           <w:b w:val="0"/>
           <w:i w:val="0"/>
           <w:color w:val="111827"/>
-          <w:sz w:val="21"/>
+          <w:sz w:val="19"/>
         </w:rPr>
-        <w:t>This is an open-book assessment.</w:t>
+        <w:t>This is an individual, open-book assessment.</w:t>
       </w:r>
     </w:p>
     <w:p>
@@ -850,9 +504,9 @@
           <w:b w:val="0"/>
           <w:i w:val="0"/>
           <w:color w:val="111827"/>
-          <w:sz w:val="21"/>
+          <w:sz w:val="19"/>
         </w:rPr>
-        <w:t>Answer all questions or complete all tasks.</w:t>
+        <w:t>You have 60 minutes to complete this assessment.</w:t>
       </w:r>
     </w:p>
     <w:p>
@@ -866,9 +520,9 @@
           <w:b w:val="0"/>
           <w:i w:val="0"/>
           <w:color w:val="111827"/>
-          <w:sz w:val="21"/>
+          <w:sz w:val="19"/>
         </w:rPr>
-        <w:t>Use your own words and show enough detail for the assessor to evaluate your understanding.</w:t>
+        <w:t>Answer all questions or complete all tasks.</w:t>
       </w:r>
     </w:p>
     <w:p>
@@ -882,9 +536,41 @@
           <w:b w:val="0"/>
           <w:i w:val="0"/>
           <w:color w:val="111827"/>
-          <w:sz w:val="21"/>
+          <w:sz w:val="19"/>
+        </w:rPr>
+        <w:t>Use your own words and show enough detail for the assessor to evaluate your understanding.</w:t>
+      </w:r>
+    </w:p>
+    <w:p>
+      <w:pPr>
+        <w:pStyle w:val="ListBullet"/>
+        <w:spacing w:after="40"/>
+      </w:pPr>
+      <w:r>
+        <w:rPr>
+          <w:rFonts w:ascii="Arial" w:hAnsi="Arial"/>
+          <w:b w:val="0"/>
+          <w:i w:val="0"/>
+          <w:color w:val="111827"/>
+          <w:sz w:val="19"/>
         </w:rPr>
         <w:t>You may refer to the course slides, learner guide and completed lab work.</w:t>
+      </w:r>
+    </w:p>
+    <w:p>
+      <w:pPr>
+        <w:pStyle w:val="ListBullet"/>
+        <w:spacing w:after="40"/>
+      </w:pPr>
+      <w:r>
+        <w:rPr>
+          <w:rFonts w:ascii="Arial" w:hAnsi="Arial"/>
+          <w:b w:val="0"/>
+          <w:i w:val="0"/>
+          <w:color w:val="111827"/>
+          <w:sz w:val="19"/>
+        </w:rPr>
+        <w:t>Submit the completed assessment through the LMS/TMS portal as directed by the assessor.</w:t>
       </w:r>
     </w:p>
     <w:p>
@@ -902,7 +588,22 @@
           <w:color w:val="1F6FEB"/>
           <w:sz w:val="24"/>
         </w:rPr>
-        <w:t>Assessment Alignment</w:t>
+        <w:t>C: Grading Criteria</w:t>
+      </w:r>
+    </w:p>
+    <w:p>
+      <w:pPr>
+        <w:spacing w:before="0" w:after="80"/>
+      </w:pPr>
+      <w:r>
+        <w:rPr>
+          <w:rFonts w:ascii="Arial" w:hAnsi="Arial"/>
+          <w:b w:val="0"/>
+          <w:i w:val="0"/>
+          <w:color w:val="111827"/>
+          <w:sz w:val="19"/>
+        </w:rPr>
+        <w:t>Answer all 40 short-answer questions and demonstrate the underpinning knowledge required across the 10 AI-102 learning outcomes.</w:t>
       </w:r>
     </w:p>
     <w:tbl>
@@ -912,17 +613,15 @@
         <w:tblLook w:firstColumn="1" w:firstRow="1" w:lastColumn="0" w:lastRow="0" w:noHBand="0" w:noVBand="1" w:val="04A0"/>
       </w:tblPr>
       <w:tblGrid>
-        <w:gridCol w:w="2409"/>
-        <w:gridCol w:w="2409"/>
-        <w:gridCol w:w="2409"/>
-        <w:gridCol w:w="2409"/>
+        <w:gridCol w:w="4819"/>
+        <w:gridCol w:w="4819"/>
       </w:tblGrid>
       <w:tr>
         <w:tc>
           <w:tcPr>
-            <w:tcW w:type="dxa" w:w="2409"/>
+            <w:tcW w:type="dxa" w:w="4819"/>
             <w:vAlign w:val="center"/>
-            <w:shd w:fill="1F6FEB"/>
+            <w:shd w:fill="F3F7FC"/>
           </w:tcPr>
           <w:p>
             <w:r/>
@@ -931,78 +630,16 @@
                 <w:rFonts w:ascii="Arial" w:hAnsi="Arial"/>
                 <w:b/>
                 <w:i w:val="0"/>
-                <w:color w:val="FFFFFF"/>
-                <w:sz w:val="21"/>
+                <w:color w:val="111827"/>
+                <w:sz w:val="18"/>
               </w:rPr>
-              <w:t>Area</w:t>
+              <w:t>Assessment decision</w:t>
             </w:r>
           </w:p>
         </w:tc>
         <w:tc>
           <w:tcPr>
-            <w:tcW w:type="dxa" w:w="2409"/>
-            <w:vAlign w:val="center"/>
-            <w:shd w:fill="1F6FEB"/>
-          </w:tcPr>
-          <w:p>
-            <w:r/>
-            <w:r>
-              <w:rPr>
-                <w:rFonts w:ascii="Arial" w:hAnsi="Arial"/>
-                <w:b/>
-                <w:i w:val="0"/>
-                <w:color w:val="FFFFFF"/>
-                <w:sz w:val="21"/>
-              </w:rPr>
-              <w:t>Slides</w:t>
-            </w:r>
-          </w:p>
-        </w:tc>
-        <w:tc>
-          <w:tcPr>
-            <w:tcW w:type="dxa" w:w="2409"/>
-            <w:vAlign w:val="center"/>
-            <w:shd w:fill="1F6FEB"/>
-          </w:tcPr>
-          <w:p>
-            <w:r/>
-            <w:r>
-              <w:rPr>
-                <w:rFonts w:ascii="Arial" w:hAnsi="Arial"/>
-                <w:b/>
-                <w:i w:val="0"/>
-                <w:color w:val="FFFFFF"/>
-                <w:sz w:val="21"/>
-              </w:rPr>
-              <w:t>Labs</w:t>
-            </w:r>
-          </w:p>
-        </w:tc>
-        <w:tc>
-          <w:tcPr>
-            <w:tcW w:type="dxa" w:w="2409"/>
-            <w:vAlign w:val="center"/>
-            <w:shd w:fill="1F6FEB"/>
-          </w:tcPr>
-          <w:p>
-            <w:r/>
-            <w:r>
-              <w:rPr>
-                <w:rFonts w:ascii="Arial" w:hAnsi="Arial"/>
-                <w:b/>
-                <w:i w:val="0"/>
-                <w:color w:val="FFFFFF"/>
-                <w:sz w:val="21"/>
-              </w:rPr>
-              <w:t>Assessment Coverage</w:t>
-            </w:r>
-          </w:p>
-        </w:tc>
-      </w:tr>
-      <w:tr>
-        <w:tc>
-          <w:tcPr>
-            <w:tcW w:type="dxa" w:w="2409"/>
+            <w:tcW w:type="dxa" w:w="4819"/>
             <w:vAlign w:val="center"/>
           </w:tcPr>
           <w:p>
@@ -1013,15 +650,37 @@
                 <w:b w:val="0"/>
                 <w:i w:val="0"/>
                 <w:color w:val="111827"/>
-                <w:sz w:val="17"/>
+                <w:sz w:val="18"/>
               </w:rPr>
-              <w:t>Plan, Manage, Monitor, and Secure an Azure AI Solution</w:t>
+              <w:t>Competent (C) / Not Yet Competent (NYC)</w:t>
+            </w:r>
+          </w:p>
+        </w:tc>
+      </w:tr>
+      <w:tr>
+        <w:tc>
+          <w:tcPr>
+            <w:tcW w:type="dxa" w:w="4819"/>
+            <w:vAlign w:val="center"/>
+            <w:shd w:fill="F3F7FC"/>
+          </w:tcPr>
+          <w:p>
+            <w:r/>
+            <w:r>
+              <w:rPr>
+                <w:rFonts w:ascii="Arial" w:hAnsi="Arial"/>
+                <w:b/>
+                <w:i w:val="0"/>
+                <w:color w:val="111827"/>
+                <w:sz w:val="18"/>
+              </w:rPr>
+              <w:t>Reassessment</w:t>
             </w:r>
           </w:p>
         </w:tc>
         <w:tc>
           <w:tcPr>
-            <w:tcW w:type="dxa" w:w="2409"/>
+            <w:tcW w:type="dxa" w:w="4819"/>
             <w:vAlign w:val="center"/>
           </w:tcPr>
           <w:p>
@@ -1032,754 +691,19 @@
                 <w:b w:val="0"/>
                 <w:i w:val="0"/>
                 <w:color w:val="111827"/>
-                <w:sz w:val="17"/>
+                <w:sz w:val="18"/>
               </w:rPr>
-              <w:t>17-21</w:t>
-            </w:r>
-          </w:p>
-        </w:tc>
-        <w:tc>
-          <w:tcPr>
-            <w:tcW w:type="dxa" w:w="2409"/>
-            <w:vAlign w:val="center"/>
-          </w:tcPr>
-          <w:p>
-            <w:r/>
-            <w:r>
-              <w:rPr>
-                <w:rFonts w:ascii="Arial" w:hAnsi="Arial"/>
-                <w:b w:val="0"/>
-                <w:i w:val="0"/>
-                <w:color w:val="111827"/>
-                <w:sz w:val="17"/>
-              </w:rPr>
-              <w:t>Lab 1</w:t>
-            </w:r>
-          </w:p>
-        </w:tc>
-        <w:tc>
-          <w:tcPr>
-            <w:tcW w:type="dxa" w:w="2409"/>
-            <w:vAlign w:val="center"/>
-          </w:tcPr>
-          <w:p>
-            <w:r/>
-            <w:r>
-              <w:rPr>
-                <w:rFonts w:ascii="Arial" w:hAnsi="Arial"/>
-                <w:b w:val="0"/>
-                <w:i w:val="0"/>
-                <w:color w:val="111827"/>
-                <w:sz w:val="17"/>
-              </w:rPr>
-              <w:t>K1-K4, LO1</w:t>
-            </w:r>
-          </w:p>
-        </w:tc>
-      </w:tr>
-      <w:tr>
-        <w:tc>
-          <w:tcPr>
-            <w:tcW w:type="dxa" w:w="2409"/>
-            <w:vAlign w:val="center"/>
-          </w:tcPr>
-          <w:p>
-            <w:r/>
-            <w:r>
-              <w:rPr>
-                <w:rFonts w:ascii="Arial" w:hAnsi="Arial"/>
-                <w:b w:val="0"/>
-                <w:i w:val="0"/>
-                <w:color w:val="111827"/>
-                <w:sz w:val="17"/>
-              </w:rPr>
-              <w:t>Responsible AI, Content Safety, Governance</w:t>
-            </w:r>
-          </w:p>
-        </w:tc>
-        <w:tc>
-          <w:tcPr>
-            <w:tcW w:type="dxa" w:w="2409"/>
-            <w:vAlign w:val="center"/>
-          </w:tcPr>
-          <w:p>
-            <w:r/>
-            <w:r>
-              <w:rPr>
-                <w:rFonts w:ascii="Arial" w:hAnsi="Arial"/>
-                <w:b w:val="0"/>
-                <w:i w:val="0"/>
-                <w:color w:val="111827"/>
-                <w:sz w:val="17"/>
-              </w:rPr>
-              <w:t>22-26</w:t>
-            </w:r>
-          </w:p>
-        </w:tc>
-        <w:tc>
-          <w:tcPr>
-            <w:tcW w:type="dxa" w:w="2409"/>
-            <w:vAlign w:val="center"/>
-          </w:tcPr>
-          <w:p>
-            <w:r/>
-            <w:r>
-              <w:rPr>
-                <w:rFonts w:ascii="Arial" w:hAnsi="Arial"/>
-                <w:b w:val="0"/>
-                <w:i w:val="0"/>
-                <w:color w:val="111827"/>
-                <w:sz w:val="17"/>
-              </w:rPr>
-              <w:t>Lab 2</w:t>
-            </w:r>
-          </w:p>
-        </w:tc>
-        <w:tc>
-          <w:tcPr>
-            <w:tcW w:type="dxa" w:w="2409"/>
-            <w:vAlign w:val="center"/>
-          </w:tcPr>
-          <w:p>
-            <w:r/>
-            <w:r>
-              <w:rPr>
-                <w:rFonts w:ascii="Arial" w:hAnsi="Arial"/>
-                <w:b w:val="0"/>
-                <w:i w:val="0"/>
-                <w:color w:val="111827"/>
-                <w:sz w:val="17"/>
-              </w:rPr>
-              <w:t>K5-K8, LO2</w:t>
-            </w:r>
-          </w:p>
-        </w:tc>
-      </w:tr>
-      <w:tr>
-        <w:tc>
-          <w:tcPr>
-            <w:tcW w:type="dxa" w:w="2409"/>
-            <w:vAlign w:val="center"/>
-          </w:tcPr>
-          <w:p>
-            <w:r/>
-            <w:r>
-              <w:rPr>
-                <w:rFonts w:ascii="Arial" w:hAnsi="Arial"/>
-                <w:b w:val="0"/>
-                <w:i w:val="0"/>
-                <w:color w:val="111827"/>
-                <w:sz w:val="17"/>
-              </w:rPr>
-              <w:t>Generative AI, Foundry, Azure OpenAI, Prompt Flow, RAG</w:t>
-            </w:r>
-          </w:p>
-        </w:tc>
-        <w:tc>
-          <w:tcPr>
-            <w:tcW w:type="dxa" w:w="2409"/>
-            <w:vAlign w:val="center"/>
-          </w:tcPr>
-          <w:p>
-            <w:r/>
-            <w:r>
-              <w:rPr>
-                <w:rFonts w:ascii="Arial" w:hAnsi="Arial"/>
-                <w:b w:val="0"/>
-                <w:i w:val="0"/>
-                <w:color w:val="111827"/>
-                <w:sz w:val="17"/>
-              </w:rPr>
-              <w:t>27-31</w:t>
-            </w:r>
-          </w:p>
-        </w:tc>
-        <w:tc>
-          <w:tcPr>
-            <w:tcW w:type="dxa" w:w="2409"/>
-            <w:vAlign w:val="center"/>
-          </w:tcPr>
-          <w:p>
-            <w:r/>
-            <w:r>
-              <w:rPr>
-                <w:rFonts w:ascii="Arial" w:hAnsi="Arial"/>
-                <w:b w:val="0"/>
-                <w:i w:val="0"/>
-                <w:color w:val="111827"/>
-                <w:sz w:val="17"/>
-              </w:rPr>
-              <w:t>Lab 3</w:t>
-            </w:r>
-          </w:p>
-        </w:tc>
-        <w:tc>
-          <w:tcPr>
-            <w:tcW w:type="dxa" w:w="2409"/>
-            <w:vAlign w:val="center"/>
-          </w:tcPr>
-          <w:p>
-            <w:r/>
-            <w:r>
-              <w:rPr>
-                <w:rFonts w:ascii="Arial" w:hAnsi="Arial"/>
-                <w:b w:val="0"/>
-                <w:i w:val="0"/>
-                <w:color w:val="111827"/>
-                <w:sz w:val="17"/>
-              </w:rPr>
-              <w:t>K9-K12, LO3</w:t>
-            </w:r>
-          </w:p>
-        </w:tc>
-      </w:tr>
-      <w:tr>
-        <w:tc>
-          <w:tcPr>
-            <w:tcW w:type="dxa" w:w="2409"/>
-            <w:vAlign w:val="center"/>
-          </w:tcPr>
-          <w:p>
-            <w:r/>
-            <w:r>
-              <w:rPr>
-                <w:rFonts w:ascii="Arial" w:hAnsi="Arial"/>
-                <w:b w:val="0"/>
-                <w:i w:val="0"/>
-                <w:color w:val="111827"/>
-                <w:sz w:val="17"/>
-              </w:rPr>
-              <w:t>Agentic AI, Foundry Agent Service, Multi-Agent Concepts</w:t>
-            </w:r>
-          </w:p>
-        </w:tc>
-        <w:tc>
-          <w:tcPr>
-            <w:tcW w:type="dxa" w:w="2409"/>
-            <w:vAlign w:val="center"/>
-          </w:tcPr>
-          <w:p>
-            <w:r/>
-            <w:r>
-              <w:rPr>
-                <w:rFonts w:ascii="Arial" w:hAnsi="Arial"/>
-                <w:b w:val="0"/>
-                <w:i w:val="0"/>
-                <w:color w:val="111827"/>
-                <w:sz w:val="17"/>
-              </w:rPr>
-              <w:t>32-36</w:t>
-            </w:r>
-          </w:p>
-        </w:tc>
-        <w:tc>
-          <w:tcPr>
-            <w:tcW w:type="dxa" w:w="2409"/>
-            <w:vAlign w:val="center"/>
-          </w:tcPr>
-          <w:p>
-            <w:r/>
-            <w:r>
-              <w:rPr>
-                <w:rFonts w:ascii="Arial" w:hAnsi="Arial"/>
-                <w:b w:val="0"/>
-                <w:i w:val="0"/>
-                <w:color w:val="111827"/>
-                <w:sz w:val="17"/>
-              </w:rPr>
-              <w:t>Lab 4</w:t>
-            </w:r>
-          </w:p>
-        </w:tc>
-        <w:tc>
-          <w:tcPr>
-            <w:tcW w:type="dxa" w:w="2409"/>
-            <w:vAlign w:val="center"/>
-          </w:tcPr>
-          <w:p>
-            <w:r/>
-            <w:r>
-              <w:rPr>
-                <w:rFonts w:ascii="Arial" w:hAnsi="Arial"/>
-                <w:b w:val="0"/>
-                <w:i w:val="0"/>
-                <w:color w:val="111827"/>
-                <w:sz w:val="17"/>
-              </w:rPr>
-              <w:t>K13-K16, LO4</w:t>
-            </w:r>
-          </w:p>
-        </w:tc>
-      </w:tr>
-      <w:tr>
-        <w:tc>
-          <w:tcPr>
-            <w:tcW w:type="dxa" w:w="2409"/>
-            <w:vAlign w:val="center"/>
-          </w:tcPr>
-          <w:p>
-            <w:r/>
-            <w:r>
-              <w:rPr>
-                <w:rFonts w:ascii="Arial" w:hAnsi="Arial"/>
-                <w:b w:val="0"/>
-                <w:i w:val="0"/>
-                <w:color w:val="111827"/>
-                <w:sz w:val="17"/>
-              </w:rPr>
-              <w:t>Computer Vision, Custom Vision, Video Insights</w:t>
-            </w:r>
-          </w:p>
-        </w:tc>
-        <w:tc>
-          <w:tcPr>
-            <w:tcW w:type="dxa" w:w="2409"/>
-            <w:vAlign w:val="center"/>
-          </w:tcPr>
-          <w:p>
-            <w:r/>
-            <w:r>
-              <w:rPr>
-                <w:rFonts w:ascii="Arial" w:hAnsi="Arial"/>
-                <w:b w:val="0"/>
-                <w:i w:val="0"/>
-                <w:color w:val="111827"/>
-                <w:sz w:val="17"/>
-              </w:rPr>
-              <w:t>37-41</w:t>
-            </w:r>
-          </w:p>
-        </w:tc>
-        <w:tc>
-          <w:tcPr>
-            <w:tcW w:type="dxa" w:w="2409"/>
-            <w:vAlign w:val="center"/>
-          </w:tcPr>
-          <w:p>
-            <w:r/>
-            <w:r>
-              <w:rPr>
-                <w:rFonts w:ascii="Arial" w:hAnsi="Arial"/>
-                <w:b w:val="0"/>
-                <w:i w:val="0"/>
-                <w:color w:val="111827"/>
-                <w:sz w:val="17"/>
-              </w:rPr>
-              <w:t>Lab 5</w:t>
-            </w:r>
-          </w:p>
-        </w:tc>
-        <w:tc>
-          <w:tcPr>
-            <w:tcW w:type="dxa" w:w="2409"/>
-            <w:vAlign w:val="center"/>
-          </w:tcPr>
-          <w:p>
-            <w:r/>
-            <w:r>
-              <w:rPr>
-                <w:rFonts w:ascii="Arial" w:hAnsi="Arial"/>
-                <w:b w:val="0"/>
-                <w:i w:val="0"/>
-                <w:color w:val="111827"/>
-                <w:sz w:val="17"/>
-              </w:rPr>
-              <w:t>K17-K20, LO5</w:t>
-            </w:r>
-          </w:p>
-        </w:tc>
-      </w:tr>
-      <w:tr>
-        <w:tc>
-          <w:tcPr>
-            <w:tcW w:type="dxa" w:w="2409"/>
-            <w:vAlign w:val="center"/>
-          </w:tcPr>
-          <w:p>
-            <w:r/>
-            <w:r>
-              <w:rPr>
-                <w:rFonts w:ascii="Arial" w:hAnsi="Arial"/>
-                <w:b w:val="0"/>
-                <w:i w:val="0"/>
-                <w:color w:val="111827"/>
-                <w:sz w:val="17"/>
-              </w:rPr>
-              <w:t>NLP, Language, Speech, Translation</w:t>
-            </w:r>
-          </w:p>
-        </w:tc>
-        <w:tc>
-          <w:tcPr>
-            <w:tcW w:type="dxa" w:w="2409"/>
-            <w:vAlign w:val="center"/>
-          </w:tcPr>
-          <w:p>
-            <w:r/>
-            <w:r>
-              <w:rPr>
-                <w:rFonts w:ascii="Arial" w:hAnsi="Arial"/>
-                <w:b w:val="0"/>
-                <w:i w:val="0"/>
-                <w:color w:val="111827"/>
-                <w:sz w:val="17"/>
-              </w:rPr>
-              <w:t>42-46</w:t>
-            </w:r>
-          </w:p>
-        </w:tc>
-        <w:tc>
-          <w:tcPr>
-            <w:tcW w:type="dxa" w:w="2409"/>
-            <w:vAlign w:val="center"/>
-          </w:tcPr>
-          <w:p>
-            <w:r/>
-            <w:r>
-              <w:rPr>
-                <w:rFonts w:ascii="Arial" w:hAnsi="Arial"/>
-                <w:b w:val="0"/>
-                <w:i w:val="0"/>
-                <w:color w:val="111827"/>
-                <w:sz w:val="17"/>
-              </w:rPr>
-              <w:t>Lab 6</w:t>
-            </w:r>
-          </w:p>
-        </w:tc>
-        <w:tc>
-          <w:tcPr>
-            <w:tcW w:type="dxa" w:w="2409"/>
-            <w:vAlign w:val="center"/>
-          </w:tcPr>
-          <w:p>
-            <w:r/>
-            <w:r>
-              <w:rPr>
-                <w:rFonts w:ascii="Arial" w:hAnsi="Arial"/>
-                <w:b w:val="0"/>
-                <w:i w:val="0"/>
-                <w:color w:val="111827"/>
-                <w:sz w:val="17"/>
-              </w:rPr>
-              <w:t>K21-K24, LO6</w:t>
-            </w:r>
-          </w:p>
-        </w:tc>
-      </w:tr>
-      <w:tr>
-        <w:tc>
-          <w:tcPr>
-            <w:tcW w:type="dxa" w:w="2409"/>
-            <w:vAlign w:val="center"/>
-          </w:tcPr>
-          <w:p>
-            <w:r/>
-            <w:r>
-              <w:rPr>
-                <w:rFonts w:ascii="Arial" w:hAnsi="Arial"/>
-                <w:b w:val="0"/>
-                <w:i w:val="0"/>
-                <w:color w:val="111827"/>
-                <w:sz w:val="17"/>
-              </w:rPr>
-              <w:t>Custom Language Models and Question Answering</w:t>
-            </w:r>
-          </w:p>
-        </w:tc>
-        <w:tc>
-          <w:tcPr>
-            <w:tcW w:type="dxa" w:w="2409"/>
-            <w:vAlign w:val="center"/>
-          </w:tcPr>
-          <w:p>
-            <w:r/>
-            <w:r>
-              <w:rPr>
-                <w:rFonts w:ascii="Arial" w:hAnsi="Arial"/>
-                <w:b w:val="0"/>
-                <w:i w:val="0"/>
-                <w:color w:val="111827"/>
-                <w:sz w:val="17"/>
-              </w:rPr>
-              <w:t>48-52</w:t>
-            </w:r>
-          </w:p>
-        </w:tc>
-        <w:tc>
-          <w:tcPr>
-            <w:tcW w:type="dxa" w:w="2409"/>
-            <w:vAlign w:val="center"/>
-          </w:tcPr>
-          <w:p>
-            <w:r/>
-            <w:r>
-              <w:rPr>
-                <w:rFonts w:ascii="Arial" w:hAnsi="Arial"/>
-                <w:b w:val="0"/>
-                <w:i w:val="0"/>
-                <w:color w:val="111827"/>
-                <w:sz w:val="17"/>
-              </w:rPr>
-              <w:t>Lab 7</w:t>
-            </w:r>
-          </w:p>
-        </w:tc>
-        <w:tc>
-          <w:tcPr>
-            <w:tcW w:type="dxa" w:w="2409"/>
-            <w:vAlign w:val="center"/>
-          </w:tcPr>
-          <w:p>
-            <w:r/>
-            <w:r>
-              <w:rPr>
-                <w:rFonts w:ascii="Arial" w:hAnsi="Arial"/>
-                <w:b w:val="0"/>
-                <w:i w:val="0"/>
-                <w:color w:val="111827"/>
-                <w:sz w:val="17"/>
-              </w:rPr>
-              <w:t>K25-K28, LO7</w:t>
-            </w:r>
-          </w:p>
-        </w:tc>
-      </w:tr>
-      <w:tr>
-        <w:tc>
-          <w:tcPr>
-            <w:tcW w:type="dxa" w:w="2409"/>
-            <w:vAlign w:val="center"/>
-          </w:tcPr>
-          <w:p>
-            <w:r/>
-            <w:r>
-              <w:rPr>
-                <w:rFonts w:ascii="Arial" w:hAnsi="Arial"/>
-                <w:b w:val="0"/>
-                <w:i w:val="0"/>
-                <w:color w:val="111827"/>
-                <w:sz w:val="17"/>
-              </w:rPr>
-              <w:t>Azure AI Search, Knowledge Mining, Vector Search</w:t>
-            </w:r>
-          </w:p>
-        </w:tc>
-        <w:tc>
-          <w:tcPr>
-            <w:tcW w:type="dxa" w:w="2409"/>
-            <w:vAlign w:val="center"/>
-          </w:tcPr>
-          <w:p>
-            <w:r/>
-            <w:r>
-              <w:rPr>
-                <w:rFonts w:ascii="Arial" w:hAnsi="Arial"/>
-                <w:b w:val="0"/>
-                <w:i w:val="0"/>
-                <w:color w:val="111827"/>
-                <w:sz w:val="17"/>
-              </w:rPr>
-              <w:t>53-57</w:t>
-            </w:r>
-          </w:p>
-        </w:tc>
-        <w:tc>
-          <w:tcPr>
-            <w:tcW w:type="dxa" w:w="2409"/>
-            <w:vAlign w:val="center"/>
-          </w:tcPr>
-          <w:p>
-            <w:r/>
-            <w:r>
-              <w:rPr>
-                <w:rFonts w:ascii="Arial" w:hAnsi="Arial"/>
-                <w:b w:val="0"/>
-                <w:i w:val="0"/>
-                <w:color w:val="111827"/>
-                <w:sz w:val="17"/>
-              </w:rPr>
-              <w:t>Lab 8</w:t>
-            </w:r>
-          </w:p>
-        </w:tc>
-        <w:tc>
-          <w:tcPr>
-            <w:tcW w:type="dxa" w:w="2409"/>
-            <w:vAlign w:val="center"/>
-          </w:tcPr>
-          <w:p>
-            <w:r/>
-            <w:r>
-              <w:rPr>
-                <w:rFonts w:ascii="Arial" w:hAnsi="Arial"/>
-                <w:b w:val="0"/>
-                <w:i w:val="0"/>
-                <w:color w:val="111827"/>
-                <w:sz w:val="17"/>
-              </w:rPr>
-              <w:t>K29-K32, LO8</w:t>
-            </w:r>
-          </w:p>
-        </w:tc>
-      </w:tr>
-      <w:tr>
-        <w:tc>
-          <w:tcPr>
-            <w:tcW w:type="dxa" w:w="2409"/>
-            <w:vAlign w:val="center"/>
-          </w:tcPr>
-          <w:p>
-            <w:r/>
-            <w:r>
-              <w:rPr>
-                <w:rFonts w:ascii="Arial" w:hAnsi="Arial"/>
-                <w:b w:val="0"/>
-                <w:i w:val="0"/>
-                <w:color w:val="111827"/>
-                <w:sz w:val="17"/>
-              </w:rPr>
-              <w:t>Document Intelligence and Content Understanding</w:t>
-            </w:r>
-          </w:p>
-        </w:tc>
-        <w:tc>
-          <w:tcPr>
-            <w:tcW w:type="dxa" w:w="2409"/>
-            <w:vAlign w:val="center"/>
-          </w:tcPr>
-          <w:p>
-            <w:r/>
-            <w:r>
-              <w:rPr>
-                <w:rFonts w:ascii="Arial" w:hAnsi="Arial"/>
-                <w:b w:val="0"/>
-                <w:i w:val="0"/>
-                <w:color w:val="111827"/>
-                <w:sz w:val="17"/>
-              </w:rPr>
-              <w:t>58-62</w:t>
-            </w:r>
-          </w:p>
-        </w:tc>
-        <w:tc>
-          <w:tcPr>
-            <w:tcW w:type="dxa" w:w="2409"/>
-            <w:vAlign w:val="center"/>
-          </w:tcPr>
-          <w:p>
-            <w:r/>
-            <w:r>
-              <w:rPr>
-                <w:rFonts w:ascii="Arial" w:hAnsi="Arial"/>
-                <w:b w:val="0"/>
-                <w:i w:val="0"/>
-                <w:color w:val="111827"/>
-                <w:sz w:val="17"/>
-              </w:rPr>
-              <w:t>Lab 9</w:t>
-            </w:r>
-          </w:p>
-        </w:tc>
-        <w:tc>
-          <w:tcPr>
-            <w:tcW w:type="dxa" w:w="2409"/>
-            <w:vAlign w:val="center"/>
-          </w:tcPr>
-          <w:p>
-            <w:r/>
-            <w:r>
-              <w:rPr>
-                <w:rFonts w:ascii="Arial" w:hAnsi="Arial"/>
-                <w:b w:val="0"/>
-                <w:i w:val="0"/>
-                <w:color w:val="111827"/>
-                <w:sz w:val="17"/>
-              </w:rPr>
-              <w:t>K33-K36, LO9</w:t>
-            </w:r>
-          </w:p>
-        </w:tc>
-      </w:tr>
-      <w:tr>
-        <w:tc>
-          <w:tcPr>
-            <w:tcW w:type="dxa" w:w="2409"/>
-            <w:vAlign w:val="center"/>
-          </w:tcPr>
-          <w:p>
-            <w:r/>
-            <w:r>
-              <w:rPr>
-                <w:rFonts w:ascii="Arial" w:hAnsi="Arial"/>
-                <w:b w:val="0"/>
-                <w:i w:val="0"/>
-                <w:color w:val="111827"/>
-                <w:sz w:val="17"/>
-              </w:rPr>
-              <w:t>AI-102 Capstone and Course Review</w:t>
-            </w:r>
-          </w:p>
-        </w:tc>
-        <w:tc>
-          <w:tcPr>
-            <w:tcW w:type="dxa" w:w="2409"/>
-            <w:vAlign w:val="center"/>
-          </w:tcPr>
-          <w:p>
-            <w:r/>
-            <w:r>
-              <w:rPr>
-                <w:rFonts w:ascii="Arial" w:hAnsi="Arial"/>
-                <w:b w:val="0"/>
-                <w:i w:val="0"/>
-                <w:color w:val="111827"/>
-                <w:sz w:val="17"/>
-              </w:rPr>
-              <w:t>63-67</w:t>
-            </w:r>
-          </w:p>
-        </w:tc>
-        <w:tc>
-          <w:tcPr>
-            <w:tcW w:type="dxa" w:w="2409"/>
-            <w:vAlign w:val="center"/>
-          </w:tcPr>
-          <w:p>
-            <w:r/>
-            <w:r>
-              <w:rPr>
-                <w:rFonts w:ascii="Arial" w:hAnsi="Arial"/>
-                <w:b w:val="0"/>
-                <w:i w:val="0"/>
-                <w:color w:val="111827"/>
-                <w:sz w:val="17"/>
-              </w:rPr>
-              <w:t>Lab 10</w:t>
-            </w:r>
-          </w:p>
-        </w:tc>
-        <w:tc>
-          <w:tcPr>
-            <w:tcW w:type="dxa" w:w="2409"/>
-            <w:vAlign w:val="center"/>
-          </w:tcPr>
-          <w:p>
-            <w:r/>
-            <w:r>
-              <w:rPr>
-                <w:rFonts w:ascii="Arial" w:hAnsi="Arial"/>
-                <w:b w:val="0"/>
-                <w:i w:val="0"/>
-                <w:color w:val="111827"/>
-                <w:sz w:val="17"/>
-              </w:rPr>
-              <w:t>K37-K40, LO10</w:t>
+              <w:t>Any unmet criterion must be corrected or reassessed in accordance with assessment policy.</w:t>
             </w:r>
           </w:p>
         </w:tc>
       </w:tr>
     </w:tbl>
+    <w:p>
+      <w:r>
+        <w:br w:type="page"/>
+      </w:r>
+    </w:p>
     <w:p>
       <w:pPr>
         <w:spacing w:before="160" w:after="100"/>
@@ -1795,7 +719,7 @@
           <w:color w:val="1F6FEB"/>
           <w:sz w:val="24"/>
         </w:rPr>
-        <w:t>C: Written Questions</w:t>
+        <w:t>D: Written Questions</w:t>
       </w:r>
     </w:p>
     <w:p>

--- a/Assessments/WA (SAQ) - Microsoft Certified Azure AI Engineer Associate AI-102 Training - v1.0.docx
+++ b/Assessments/WA (SAQ) - Microsoft Certified Azure AI Engineer Associate AI-102 Training - v1.0.docx
@@ -603,7 +603,7 @@
           <w:color w:val="111827"/>
           <w:sz w:val="19"/>
         </w:rPr>
-        <w:t>Answer all 40 short-answer questions and demonstrate the underpinning knowledge required across the 10 AI-102 learning outcomes.</w:t>
+        <w:t>Answer all 5 short-answer questions and demonstrate the underpinning knowledge required across the 10 AI-102 learning outcomes.</w:t>
       </w:r>
     </w:p>
     <w:tbl>
@@ -734,7 +734,7 @@
           <w:color w:val="4B5563"/>
           <w:sz w:val="22"/>
         </w:rPr>
-        <w:t>Answer all 40 questions. Each question is open-ended and aligned to the AI-102 PPT slides and labs.</w:t>
+        <w:t>Answer all 5 questions. Each question is open-ended and aligned to the AI-102 PPT slides and labs.</w:t>
       </w:r>
     </w:p>
     <w:p>
@@ -764,7 +764,7 @@
           <w:color w:val="4B5563"/>
           <w:sz w:val="18"/>
         </w:rPr>
-        <w:t>Source: PPT slides 17-21; Lab 1</w:t>
+        <w:t>Source: PPT slides 17-21 and 22-26; Labs 1-2</w:t>
       </w:r>
     </w:p>
     <w:p>
@@ -779,7 +779,7 @@
           <w:color w:val="4B5563"/>
           <w:sz w:val="21"/>
         </w:rPr>
-        <w:t>A company wants a customer support AI platform with document search, answer generation, sentiment analysis, speech transcription, and image processing. You must plan the Azure AI resources.</w:t>
+        <w:t>An organization is planning a secure, production-ready Azure AI solution that handles customer data and potentially harmful content.</w:t>
       </w:r>
     </w:p>
     <w:p>
@@ -794,7 +794,7 @@
           <w:color w:val="111827"/>
           <w:sz w:val="21"/>
         </w:rPr>
-        <w:t>Why is service selection part of AI engineering?</w:t>
+        <w:t>Explain how you would select and manage the Azure AI resources, secure access, monitor usage and cost, and apply responsible AI, content safety and governance controls.</w:t>
       </w:r>
     </w:p>
     <w:tbl>
@@ -877,7 +877,7 @@
           <w:color w:val="4B5563"/>
           <w:sz w:val="18"/>
         </w:rPr>
-        <w:t>Source: PPT slides 17-21; Lab 1</w:t>
+        <w:t>Source: PPT slides 27-31 and 32-36; Labs 3-4</w:t>
       </w:r>
     </w:p>
     <w:p>
@@ -892,7 +892,7 @@
           <w:color w:val="4B5563"/>
           <w:sz w:val="21"/>
         </w:rPr>
-        <w:t>A company wants a customer support AI platform with document search, answer generation, sentiment analysis, speech transcription, and image processing. You must plan the Azure AI resources.</w:t>
+        <w:t>A customer-support assistant must answer from approved company documents and may use controlled tools to complete support actions.</w:t>
       </w:r>
     </w:p>
     <w:p>
@@ -907,7 +907,7 @@
           <w:color w:val="111827"/>
           <w:sz w:val="21"/>
         </w:rPr>
-        <w:t>Why should keys be protected?</w:t>
+        <w:t>Describe a grounded generative AI and agent solution, including RAG, prompt templates and evaluation, agent tools and permissions, orchestration, tracing, and human control of autonomous actions.</w:t>
       </w:r>
     </w:p>
     <w:tbl>
@@ -990,7 +990,7 @@
           <w:color w:val="4B5563"/>
           <w:sz w:val="18"/>
         </w:rPr>
-        <w:t>Source: PPT slides 17-21; Lab 1</w:t>
+        <w:t>Source: PPT slides 37-41 and 42-46; Labs 5-6</w:t>
       </w:r>
     </w:p>
     <w:p>
@@ -1005,7 +1005,7 @@
           <w:color w:val="4B5563"/>
           <w:sz w:val="21"/>
         </w:rPr>
-        <w:t>A company wants a customer support AI platform with document search, answer generation, sentiment analysis, speech transcription, and image processing. You must plan the Azure AI resources.</w:t>
+        <w:t>A multilingual support workflow must understand images, scanned text, written messages and spoken interactions.</w:t>
       </w:r>
     </w:p>
     <w:p>
@@ -1020,7 +1020,7 @@
           <w:color w:val="111827"/>
           <w:sz w:val="21"/>
         </w:rPr>
-        <w:t>What should be monitored in an AI service?</w:t>
+        <w:t>Explain how Azure vision, language, speech and translation capabilities could support this workflow, including when custom models, PII protection and human review are required.</w:t>
       </w:r>
     </w:p>
     <w:tbl>
@@ -1103,7 +1103,7 @@
           <w:color w:val="4B5563"/>
           <w:sz w:val="18"/>
         </w:rPr>
-        <w:t>Source: PPT slides 17-21; Lab 1</w:t>
+        <w:t>Source: PPT slides 48-52 and 53-57; Labs 7-8</w:t>
       </w:r>
     </w:p>
     <w:p>
@@ -1118,7 +1118,7 @@
           <w:color w:val="4B5563"/>
           <w:sz w:val="21"/>
         </w:rPr>
-        <w:t>A company wants a customer support AI platform with document search, answer generation, sentiment analysis, speech transcription, and image processing. You must plan the Azure AI resources.</w:t>
+        <w:t>Users need a conversational interface that recognizes support requests and searches a large multilingual knowledge base.</w:t>
       </w:r>
     </w:p>
     <w:p>
@@ -1133,7 +1133,7 @@
           <w:color w:val="111827"/>
           <w:sz w:val="21"/>
         </w:rPr>
-        <w:t>What is the role of responsible AI planning?</w:t>
+        <w:t>Design the language understanding, question answering and Azure AI Search components, covering intents, entities, training data, indexers, skillsets, vector search, semantic ranking, and backup or recovery.</w:t>
       </w:r>
     </w:p>
     <w:tbl>
@@ -1216,7 +1216,7 @@
           <w:color w:val="4B5563"/>
           <w:sz w:val="18"/>
         </w:rPr>
-        <w:t>Source: PPT slides 22-26; Lab 2</w:t>
+        <w:t>Source: PPT slides 58-62 and 63-67; Labs 9-10</w:t>
       </w:r>
     </w:p>
     <w:p>
@@ -1231,7 +1231,7 @@
           <w:color w:val="4B5563"/>
           <w:sz w:val="21"/>
         </w:rPr>
-        <w:t>The support AI assistant may receive abusive user input, produce inaccurate answers, or expose sensitive data. You must design responsible AI controls.</w:t>
+        <w:t>The final AI platform must extract information from varied documents and integrate the results into a governed, end-to-end customer-support architecture.</w:t>
       </w:r>
     </w:p>
     <w:p>
@@ -1246,3962 +1246,7 @@
           <w:color w:val="111827"/>
           <w:sz w:val="21"/>
         </w:rPr>
-        <w:t>What are content filters?</w:t>
-      </w:r>
-    </w:p>
-    <w:tbl>
-      <w:tblPr>
-        <w:tblStyle w:val="TableGrid"/>
-        <w:tblW w:type="auto" w:w="0"/>
-        <w:tblLook w:firstColumn="1" w:firstRow="1" w:lastColumn="0" w:lastRow="0" w:noHBand="0" w:noVBand="1" w:val="04A0"/>
-      </w:tblPr>
-      <w:tblGrid>
-        <w:gridCol w:w="9638"/>
-      </w:tblGrid>
-      <w:tr>
-        <w:tc>
-          <w:tcPr>
-            <w:tcW w:type="dxa" w:w="9638"/>
-            <w:vAlign w:val="center"/>
-            <w:shd w:fill="F3F7FC"/>
-          </w:tcPr>
-          <w:p>
-            <w:r/>
-            <w:r>
-              <w:rPr>
-                <w:rFonts w:ascii="Arial" w:hAnsi="Arial"/>
-                <w:b/>
-                <w:i w:val="0"/>
-                <w:color w:val="4B5563"/>
-                <w:sz w:val="19"/>
-              </w:rPr>
-              <w:t>Candidate answer / evidence</w:t>
-            </w:r>
-          </w:p>
-        </w:tc>
-      </w:tr>
-      <w:tr>
-        <w:tc>
-          <w:tcPr>
-            <w:tcW w:type="dxa" w:w="9638"/>
-          </w:tcPr>
-          <w:p>
-            <w:r>
-              <w:br/>
-              <w:br/>
-              <w:br/>
-              <w:br/>
-              <w:br/>
-            </w:r>
-          </w:p>
-        </w:tc>
-      </w:tr>
-    </w:tbl>
-    <w:p>
-      <w:pPr>
-        <w:spacing w:before="0" w:after="60"/>
-      </w:pPr>
-    </w:p>
-    <w:p>
-      <w:pPr>
-        <w:spacing w:before="160" w:after="40"/>
-      </w:pPr>
-      <w:r>
-        <w:rPr>
-          <w:rFonts w:ascii="Arial" w:hAnsi="Arial"/>
-          <w:b/>
-          <w:i w:val="0"/>
-          <w:color w:val="111827"/>
-          <w:sz w:val="23"/>
-        </w:rPr>
-        <w:t>Question 6 (K6)</w:t>
-      </w:r>
-    </w:p>
-    <w:p>
-      <w:pPr>
-        <w:spacing w:before="0" w:after="40"/>
-      </w:pPr>
-      <w:r>
-        <w:rPr>
-          <w:rFonts w:ascii="Arial" w:hAnsi="Arial"/>
-          <w:b w:val="0"/>
-          <w:i/>
-          <w:color w:val="4B5563"/>
-          <w:sz w:val="18"/>
-        </w:rPr>
-        <w:t>Source: PPT slides 22-26; Lab 2</w:t>
-      </w:r>
-    </w:p>
-    <w:p>
-      <w:pPr>
-        <w:spacing w:before="0" w:after="60"/>
-      </w:pPr>
-      <w:r>
-        <w:rPr>
-          <w:rFonts w:ascii="Arial" w:hAnsi="Arial"/>
-          <w:b w:val="0"/>
-          <w:i w:val="0"/>
-          <w:color w:val="4B5563"/>
-          <w:sz w:val="21"/>
-        </w:rPr>
-        <w:t>The support AI assistant may receive abusive user input, produce inaccurate answers, or expose sensitive data. You must design responsible AI controls.</w:t>
-      </w:r>
-    </w:p>
-    <w:p>
-      <w:pPr>
-        <w:spacing w:before="0" w:after="100"/>
-      </w:pPr>
-      <w:r>
-        <w:rPr>
-          <w:rFonts w:ascii="Arial" w:hAnsi="Arial"/>
-          <w:b/>
-          <w:i w:val="0"/>
-          <w:color w:val="111827"/>
-          <w:sz w:val="21"/>
-        </w:rPr>
-        <w:t>What is a prompt shield?</w:t>
-      </w:r>
-    </w:p>
-    <w:tbl>
-      <w:tblPr>
-        <w:tblStyle w:val="TableGrid"/>
-        <w:tblW w:type="auto" w:w="0"/>
-        <w:tblLook w:firstColumn="1" w:firstRow="1" w:lastColumn="0" w:lastRow="0" w:noHBand="0" w:noVBand="1" w:val="04A0"/>
-      </w:tblPr>
-      <w:tblGrid>
-        <w:gridCol w:w="9638"/>
-      </w:tblGrid>
-      <w:tr>
-        <w:tc>
-          <w:tcPr>
-            <w:tcW w:type="dxa" w:w="9638"/>
-            <w:vAlign w:val="center"/>
-            <w:shd w:fill="F3F7FC"/>
-          </w:tcPr>
-          <w:p>
-            <w:r/>
-            <w:r>
-              <w:rPr>
-                <w:rFonts w:ascii="Arial" w:hAnsi="Arial"/>
-                <w:b/>
-                <w:i w:val="0"/>
-                <w:color w:val="4B5563"/>
-                <w:sz w:val="19"/>
-              </w:rPr>
-              <w:t>Candidate answer / evidence</w:t>
-            </w:r>
-          </w:p>
-        </w:tc>
-      </w:tr>
-      <w:tr>
-        <w:tc>
-          <w:tcPr>
-            <w:tcW w:type="dxa" w:w="9638"/>
-          </w:tcPr>
-          <w:p>
-            <w:r>
-              <w:br/>
-              <w:br/>
-              <w:br/>
-              <w:br/>
-              <w:br/>
-            </w:r>
-          </w:p>
-        </w:tc>
-      </w:tr>
-    </w:tbl>
-    <w:p>
-      <w:pPr>
-        <w:spacing w:before="0" w:after="60"/>
-      </w:pPr>
-    </w:p>
-    <w:p>
-      <w:pPr>
-        <w:spacing w:before="160" w:after="40"/>
-      </w:pPr>
-      <w:r>
-        <w:rPr>
-          <w:rFonts w:ascii="Arial" w:hAnsi="Arial"/>
-          <w:b/>
-          <w:i w:val="0"/>
-          <w:color w:val="111827"/>
-          <w:sz w:val="23"/>
-        </w:rPr>
-        <w:t>Question 7 (K7)</w:t>
-      </w:r>
-    </w:p>
-    <w:p>
-      <w:pPr>
-        <w:spacing w:before="0" w:after="40"/>
-      </w:pPr>
-      <w:r>
-        <w:rPr>
-          <w:rFonts w:ascii="Arial" w:hAnsi="Arial"/>
-          <w:b w:val="0"/>
-          <w:i/>
-          <w:color w:val="4B5563"/>
-          <w:sz w:val="18"/>
-        </w:rPr>
-        <w:t>Source: PPT slides 22-26; Lab 2</w:t>
-      </w:r>
-    </w:p>
-    <w:p>
-      <w:pPr>
-        <w:spacing w:before="0" w:after="60"/>
-      </w:pPr>
-      <w:r>
-        <w:rPr>
-          <w:rFonts w:ascii="Arial" w:hAnsi="Arial"/>
-          <w:b w:val="0"/>
-          <w:i w:val="0"/>
-          <w:color w:val="4B5563"/>
-          <w:sz w:val="21"/>
-        </w:rPr>
-        <w:t>The support AI assistant may receive abusive user input, produce inaccurate answers, or expose sensitive data. You must design responsible AI controls.</w:t>
-      </w:r>
-    </w:p>
-    <w:p>
-      <w:pPr>
-        <w:spacing w:before="0" w:after="100"/>
-      </w:pPr>
-      <w:r>
-        <w:rPr>
-          <w:rFonts w:ascii="Arial" w:hAnsi="Arial"/>
-          <w:b/>
-          <w:i w:val="0"/>
-          <w:color w:val="111827"/>
-          <w:sz w:val="21"/>
-        </w:rPr>
-        <w:t>Why is human escalation important?</w:t>
-      </w:r>
-    </w:p>
-    <w:tbl>
-      <w:tblPr>
-        <w:tblStyle w:val="TableGrid"/>
-        <w:tblW w:type="auto" w:w="0"/>
-        <w:tblLook w:firstColumn="1" w:firstRow="1" w:lastColumn="0" w:lastRow="0" w:noHBand="0" w:noVBand="1" w:val="04A0"/>
-      </w:tblPr>
-      <w:tblGrid>
-        <w:gridCol w:w="9638"/>
-      </w:tblGrid>
-      <w:tr>
-        <w:tc>
-          <w:tcPr>
-            <w:tcW w:type="dxa" w:w="9638"/>
-            <w:vAlign w:val="center"/>
-            <w:shd w:fill="F3F7FC"/>
-          </w:tcPr>
-          <w:p>
-            <w:r/>
-            <w:r>
-              <w:rPr>
-                <w:rFonts w:ascii="Arial" w:hAnsi="Arial"/>
-                <w:b/>
-                <w:i w:val="0"/>
-                <w:color w:val="4B5563"/>
-                <w:sz w:val="19"/>
-              </w:rPr>
-              <w:t>Candidate answer / evidence</w:t>
-            </w:r>
-          </w:p>
-        </w:tc>
-      </w:tr>
-      <w:tr>
-        <w:tc>
-          <w:tcPr>
-            <w:tcW w:type="dxa" w:w="9638"/>
-          </w:tcPr>
-          <w:p>
-            <w:r>
-              <w:br/>
-              <w:br/>
-              <w:br/>
-              <w:br/>
-              <w:br/>
-            </w:r>
-          </w:p>
-        </w:tc>
-      </w:tr>
-    </w:tbl>
-    <w:p>
-      <w:pPr>
-        <w:spacing w:before="0" w:after="60"/>
-      </w:pPr>
-    </w:p>
-    <w:p>
-      <w:pPr>
-        <w:spacing w:before="160" w:after="40"/>
-      </w:pPr>
-      <w:r>
-        <w:rPr>
-          <w:rFonts w:ascii="Arial" w:hAnsi="Arial"/>
-          <w:b/>
-          <w:i w:val="0"/>
-          <w:color w:val="111827"/>
-          <w:sz w:val="23"/>
-        </w:rPr>
-        <w:t>Question 8 (K8)</w:t>
-      </w:r>
-    </w:p>
-    <w:p>
-      <w:pPr>
-        <w:spacing w:before="0" w:after="40"/>
-      </w:pPr>
-      <w:r>
-        <w:rPr>
-          <w:rFonts w:ascii="Arial" w:hAnsi="Arial"/>
-          <w:b w:val="0"/>
-          <w:i/>
-          <w:color w:val="4B5563"/>
-          <w:sz w:val="18"/>
-        </w:rPr>
-        <w:t>Source: PPT slides 22-26; Lab 2</w:t>
-      </w:r>
-    </w:p>
-    <w:p>
-      <w:pPr>
-        <w:spacing w:before="0" w:after="60"/>
-      </w:pPr>
-      <w:r>
-        <w:rPr>
-          <w:rFonts w:ascii="Arial" w:hAnsi="Arial"/>
-          <w:b w:val="0"/>
-          <w:i w:val="0"/>
-          <w:color w:val="4B5563"/>
-          <w:sz w:val="21"/>
-        </w:rPr>
-        <w:t>The support AI assistant may receive abusive user input, produce inaccurate answers, or expose sensitive data. You must design responsible AI controls.</w:t>
-      </w:r>
-    </w:p>
-    <w:p>
-      <w:pPr>
-        <w:spacing w:before="0" w:after="100"/>
-      </w:pPr>
-      <w:r>
-        <w:rPr>
-          <w:rFonts w:ascii="Arial" w:hAnsi="Arial"/>
-          <w:b/>
-          <w:i w:val="0"/>
-          <w:color w:val="111827"/>
-          <w:sz w:val="21"/>
-        </w:rPr>
-        <w:t>Who is accountable for AI output?</w:t>
-      </w:r>
-    </w:p>
-    <w:tbl>
-      <w:tblPr>
-        <w:tblStyle w:val="TableGrid"/>
-        <w:tblW w:type="auto" w:w="0"/>
-        <w:tblLook w:firstColumn="1" w:firstRow="1" w:lastColumn="0" w:lastRow="0" w:noHBand="0" w:noVBand="1" w:val="04A0"/>
-      </w:tblPr>
-      <w:tblGrid>
-        <w:gridCol w:w="9638"/>
-      </w:tblGrid>
-      <w:tr>
-        <w:tc>
-          <w:tcPr>
-            <w:tcW w:type="dxa" w:w="9638"/>
-            <w:vAlign w:val="center"/>
-            <w:shd w:fill="F3F7FC"/>
-          </w:tcPr>
-          <w:p>
-            <w:r/>
-            <w:r>
-              <w:rPr>
-                <w:rFonts w:ascii="Arial" w:hAnsi="Arial"/>
-                <w:b/>
-                <w:i w:val="0"/>
-                <w:color w:val="4B5563"/>
-                <w:sz w:val="19"/>
-              </w:rPr>
-              <w:t>Candidate answer / evidence</w:t>
-            </w:r>
-          </w:p>
-        </w:tc>
-      </w:tr>
-      <w:tr>
-        <w:tc>
-          <w:tcPr>
-            <w:tcW w:type="dxa" w:w="9638"/>
-          </w:tcPr>
-          <w:p>
-            <w:r>
-              <w:br/>
-              <w:br/>
-              <w:br/>
-              <w:br/>
-              <w:br/>
-            </w:r>
-          </w:p>
-        </w:tc>
-      </w:tr>
-    </w:tbl>
-    <w:p>
-      <w:pPr>
-        <w:spacing w:before="0" w:after="60"/>
-      </w:pPr>
-    </w:p>
-    <w:p>
-      <w:pPr>
-        <w:spacing w:before="160" w:after="40"/>
-      </w:pPr>
-      <w:r>
-        <w:rPr>
-          <w:rFonts w:ascii="Arial" w:hAnsi="Arial"/>
-          <w:b/>
-          <w:i w:val="0"/>
-          <w:color w:val="111827"/>
-          <w:sz w:val="23"/>
-        </w:rPr>
-        <w:t>Question 9 (K9)</w:t>
-      </w:r>
-    </w:p>
-    <w:p>
-      <w:pPr>
-        <w:spacing w:before="0" w:after="40"/>
-      </w:pPr>
-      <w:r>
-        <w:rPr>
-          <w:rFonts w:ascii="Arial" w:hAnsi="Arial"/>
-          <w:b w:val="0"/>
-          <w:i/>
-          <w:color w:val="4B5563"/>
-          <w:sz w:val="18"/>
-        </w:rPr>
-        <w:t>Source: PPT slides 27-31; Lab 3</w:t>
-      </w:r>
-    </w:p>
-    <w:p>
-      <w:pPr>
-        <w:spacing w:before="0" w:after="60"/>
-      </w:pPr>
-      <w:r>
-        <w:rPr>
-          <w:rFonts w:ascii="Arial" w:hAnsi="Arial"/>
-          <w:b w:val="0"/>
-          <w:i w:val="0"/>
-          <w:color w:val="4B5563"/>
-          <w:sz w:val="21"/>
-        </w:rPr>
-        <w:t>The company wants a grounded assistant that answers questions from internal support articles and generates draft replies.</w:t>
-      </w:r>
-    </w:p>
-    <w:p>
-      <w:pPr>
-        <w:spacing w:before="0" w:after="100"/>
-      </w:pPr>
-      <w:r>
-        <w:rPr>
-          <w:rFonts w:ascii="Arial" w:hAnsi="Arial"/>
-          <w:b/>
-          <w:i w:val="0"/>
-          <w:color w:val="111827"/>
-          <w:sz w:val="21"/>
-        </w:rPr>
-        <w:t>What is RAG?</w:t>
-      </w:r>
-    </w:p>
-    <w:tbl>
-      <w:tblPr>
-        <w:tblStyle w:val="TableGrid"/>
-        <w:tblW w:type="auto" w:w="0"/>
-        <w:tblLook w:firstColumn="1" w:firstRow="1" w:lastColumn="0" w:lastRow="0" w:noHBand="0" w:noVBand="1" w:val="04A0"/>
-      </w:tblPr>
-      <w:tblGrid>
-        <w:gridCol w:w="9638"/>
-      </w:tblGrid>
-      <w:tr>
-        <w:tc>
-          <w:tcPr>
-            <w:tcW w:type="dxa" w:w="9638"/>
-            <w:vAlign w:val="center"/>
-            <w:shd w:fill="F3F7FC"/>
-          </w:tcPr>
-          <w:p>
-            <w:r/>
-            <w:r>
-              <w:rPr>
-                <w:rFonts w:ascii="Arial" w:hAnsi="Arial"/>
-                <w:b/>
-                <w:i w:val="0"/>
-                <w:color w:val="4B5563"/>
-                <w:sz w:val="19"/>
-              </w:rPr>
-              <w:t>Candidate answer / evidence</w:t>
-            </w:r>
-          </w:p>
-        </w:tc>
-      </w:tr>
-      <w:tr>
-        <w:tc>
-          <w:tcPr>
-            <w:tcW w:type="dxa" w:w="9638"/>
-          </w:tcPr>
-          <w:p>
-            <w:r>
-              <w:br/>
-              <w:br/>
-              <w:br/>
-              <w:br/>
-              <w:br/>
-            </w:r>
-          </w:p>
-        </w:tc>
-      </w:tr>
-    </w:tbl>
-    <w:p>
-      <w:pPr>
-        <w:spacing w:before="0" w:after="60"/>
-      </w:pPr>
-    </w:p>
-    <w:p>
-      <w:pPr>
-        <w:spacing w:before="160" w:after="40"/>
-      </w:pPr>
-      <w:r>
-        <w:rPr>
-          <w:rFonts w:ascii="Arial" w:hAnsi="Arial"/>
-          <w:b/>
-          <w:i w:val="0"/>
-          <w:color w:val="111827"/>
-          <w:sz w:val="23"/>
-        </w:rPr>
-        <w:t>Question 10 (K10)</w:t>
-      </w:r>
-    </w:p>
-    <w:p>
-      <w:pPr>
-        <w:spacing w:before="0" w:after="40"/>
-      </w:pPr>
-      <w:r>
-        <w:rPr>
-          <w:rFonts w:ascii="Arial" w:hAnsi="Arial"/>
-          <w:b w:val="0"/>
-          <w:i/>
-          <w:color w:val="4B5563"/>
-          <w:sz w:val="18"/>
-        </w:rPr>
-        <w:t>Source: PPT slides 27-31; Lab 3</w:t>
-      </w:r>
-    </w:p>
-    <w:p>
-      <w:pPr>
-        <w:spacing w:before="0" w:after="60"/>
-      </w:pPr>
-      <w:r>
-        <w:rPr>
-          <w:rFonts w:ascii="Arial" w:hAnsi="Arial"/>
-          <w:b w:val="0"/>
-          <w:i w:val="0"/>
-          <w:color w:val="4B5563"/>
-          <w:sz w:val="21"/>
-        </w:rPr>
-        <w:t>The company wants a grounded assistant that answers questions from internal support articles and generates draft replies.</w:t>
-      </w:r>
-    </w:p>
-    <w:p>
-      <w:pPr>
-        <w:spacing w:before="0" w:after="100"/>
-      </w:pPr>
-      <w:r>
-        <w:rPr>
-          <w:rFonts w:ascii="Arial" w:hAnsi="Arial"/>
-          <w:b/>
-          <w:i w:val="0"/>
-          <w:color w:val="111827"/>
-          <w:sz w:val="21"/>
-        </w:rPr>
-        <w:t>Why are prompt templates useful?</w:t>
-      </w:r>
-    </w:p>
-    <w:tbl>
-      <w:tblPr>
-        <w:tblStyle w:val="TableGrid"/>
-        <w:tblW w:type="auto" w:w="0"/>
-        <w:tblLook w:firstColumn="1" w:firstRow="1" w:lastColumn="0" w:lastRow="0" w:noHBand="0" w:noVBand="1" w:val="04A0"/>
-      </w:tblPr>
-      <w:tblGrid>
-        <w:gridCol w:w="9638"/>
-      </w:tblGrid>
-      <w:tr>
-        <w:tc>
-          <w:tcPr>
-            <w:tcW w:type="dxa" w:w="9638"/>
-            <w:vAlign w:val="center"/>
-            <w:shd w:fill="F3F7FC"/>
-          </w:tcPr>
-          <w:p>
-            <w:r/>
-            <w:r>
-              <w:rPr>
-                <w:rFonts w:ascii="Arial" w:hAnsi="Arial"/>
-                <w:b/>
-                <w:i w:val="0"/>
-                <w:color w:val="4B5563"/>
-                <w:sz w:val="19"/>
-              </w:rPr>
-              <w:t>Candidate answer / evidence</w:t>
-            </w:r>
-          </w:p>
-        </w:tc>
-      </w:tr>
-      <w:tr>
-        <w:tc>
-          <w:tcPr>
-            <w:tcW w:type="dxa" w:w="9638"/>
-          </w:tcPr>
-          <w:p>
-            <w:r>
-              <w:br/>
-              <w:br/>
-              <w:br/>
-              <w:br/>
-              <w:br/>
-            </w:r>
-          </w:p>
-        </w:tc>
-      </w:tr>
-    </w:tbl>
-    <w:p>
-      <w:pPr>
-        <w:spacing w:before="0" w:after="60"/>
-      </w:pPr>
-    </w:p>
-    <w:p>
-      <w:pPr>
-        <w:spacing w:before="160" w:after="40"/>
-      </w:pPr>
-      <w:r>
-        <w:rPr>
-          <w:rFonts w:ascii="Arial" w:hAnsi="Arial"/>
-          <w:b/>
-          <w:i w:val="0"/>
-          <w:color w:val="111827"/>
-          <w:sz w:val="23"/>
-        </w:rPr>
-        <w:t>Question 11 (K11)</w:t>
-      </w:r>
-    </w:p>
-    <w:p>
-      <w:pPr>
-        <w:spacing w:before="0" w:after="40"/>
-      </w:pPr>
-      <w:r>
-        <w:rPr>
-          <w:rFonts w:ascii="Arial" w:hAnsi="Arial"/>
-          <w:b w:val="0"/>
-          <w:i/>
-          <w:color w:val="4B5563"/>
-          <w:sz w:val="18"/>
-        </w:rPr>
-        <w:t>Source: PPT slides 27-31; Lab 3</w:t>
-      </w:r>
-    </w:p>
-    <w:p>
-      <w:pPr>
-        <w:spacing w:before="0" w:after="60"/>
-      </w:pPr>
-      <w:r>
-        <w:rPr>
-          <w:rFonts w:ascii="Arial" w:hAnsi="Arial"/>
-          <w:b w:val="0"/>
-          <w:i w:val="0"/>
-          <w:color w:val="4B5563"/>
-          <w:sz w:val="21"/>
-        </w:rPr>
-        <w:t>The company wants a grounded assistant that answers questions from internal support articles and generates draft replies.</w:t>
-      </w:r>
-    </w:p>
-    <w:p>
-      <w:pPr>
-        <w:spacing w:before="0" w:after="100"/>
-      </w:pPr>
-      <w:r>
-        <w:rPr>
-          <w:rFonts w:ascii="Arial" w:hAnsi="Arial"/>
-          <w:b/>
-          <w:i w:val="0"/>
-          <w:color w:val="111827"/>
-          <w:sz w:val="21"/>
-        </w:rPr>
-        <w:t>What does tracing help debug?</w:t>
-      </w:r>
-    </w:p>
-    <w:tbl>
-      <w:tblPr>
-        <w:tblStyle w:val="TableGrid"/>
-        <w:tblW w:type="auto" w:w="0"/>
-        <w:tblLook w:firstColumn="1" w:firstRow="1" w:lastColumn="0" w:lastRow="0" w:noHBand="0" w:noVBand="1" w:val="04A0"/>
-      </w:tblPr>
-      <w:tblGrid>
-        <w:gridCol w:w="9638"/>
-      </w:tblGrid>
-      <w:tr>
-        <w:tc>
-          <w:tcPr>
-            <w:tcW w:type="dxa" w:w="9638"/>
-            <w:vAlign w:val="center"/>
-            <w:shd w:fill="F3F7FC"/>
-          </w:tcPr>
-          <w:p>
-            <w:r/>
-            <w:r>
-              <w:rPr>
-                <w:rFonts w:ascii="Arial" w:hAnsi="Arial"/>
-                <w:b/>
-                <w:i w:val="0"/>
-                <w:color w:val="4B5563"/>
-                <w:sz w:val="19"/>
-              </w:rPr>
-              <w:t>Candidate answer / evidence</w:t>
-            </w:r>
-          </w:p>
-        </w:tc>
-      </w:tr>
-      <w:tr>
-        <w:tc>
-          <w:tcPr>
-            <w:tcW w:type="dxa" w:w="9638"/>
-          </w:tcPr>
-          <w:p>
-            <w:r>
-              <w:br/>
-              <w:br/>
-              <w:br/>
-              <w:br/>
-              <w:br/>
-            </w:r>
-          </w:p>
-        </w:tc>
-      </w:tr>
-    </w:tbl>
-    <w:p>
-      <w:pPr>
-        <w:spacing w:before="0" w:after="60"/>
-      </w:pPr>
-    </w:p>
-    <w:p>
-      <w:pPr>
-        <w:spacing w:before="160" w:after="40"/>
-      </w:pPr>
-      <w:r>
-        <w:rPr>
-          <w:rFonts w:ascii="Arial" w:hAnsi="Arial"/>
-          <w:b/>
-          <w:i w:val="0"/>
-          <w:color w:val="111827"/>
-          <w:sz w:val="23"/>
-        </w:rPr>
-        <w:t>Question 12 (K12)</w:t>
-      </w:r>
-    </w:p>
-    <w:p>
-      <w:pPr>
-        <w:spacing w:before="0" w:after="40"/>
-      </w:pPr>
-      <w:r>
-        <w:rPr>
-          <w:rFonts w:ascii="Arial" w:hAnsi="Arial"/>
-          <w:b w:val="0"/>
-          <w:i/>
-          <w:color w:val="4B5563"/>
-          <w:sz w:val="18"/>
-        </w:rPr>
-        <w:t>Source: PPT slides 27-31; Lab 3</w:t>
-      </w:r>
-    </w:p>
-    <w:p>
-      <w:pPr>
-        <w:spacing w:before="0" w:after="60"/>
-      </w:pPr>
-      <w:r>
-        <w:rPr>
-          <w:rFonts w:ascii="Arial" w:hAnsi="Arial"/>
-          <w:b w:val="0"/>
-          <w:i w:val="0"/>
-          <w:color w:val="4B5563"/>
-          <w:sz w:val="21"/>
-        </w:rPr>
-        <w:t>The company wants a grounded assistant that answers questions from internal support articles and generates draft replies.</w:t>
-      </w:r>
-    </w:p>
-    <w:p>
-      <w:pPr>
-        <w:spacing w:before="0" w:after="100"/>
-      </w:pPr>
-      <w:r>
-        <w:rPr>
-          <w:rFonts w:ascii="Arial" w:hAnsi="Arial"/>
-          <w:b/>
-          <w:i w:val="0"/>
-          <w:color w:val="111827"/>
-          <w:sz w:val="21"/>
-        </w:rPr>
-        <w:t>How can feedback improve a generative AI solution?</w:t>
-      </w:r>
-    </w:p>
-    <w:tbl>
-      <w:tblPr>
-        <w:tblStyle w:val="TableGrid"/>
-        <w:tblW w:type="auto" w:w="0"/>
-        <w:tblLook w:firstColumn="1" w:firstRow="1" w:lastColumn="0" w:lastRow="0" w:noHBand="0" w:noVBand="1" w:val="04A0"/>
-      </w:tblPr>
-      <w:tblGrid>
-        <w:gridCol w:w="9638"/>
-      </w:tblGrid>
-      <w:tr>
-        <w:tc>
-          <w:tcPr>
-            <w:tcW w:type="dxa" w:w="9638"/>
-            <w:vAlign w:val="center"/>
-            <w:shd w:fill="F3F7FC"/>
-          </w:tcPr>
-          <w:p>
-            <w:r/>
-            <w:r>
-              <w:rPr>
-                <w:rFonts w:ascii="Arial" w:hAnsi="Arial"/>
-                <w:b/>
-                <w:i w:val="0"/>
-                <w:color w:val="4B5563"/>
-                <w:sz w:val="19"/>
-              </w:rPr>
-              <w:t>Candidate answer / evidence</w:t>
-            </w:r>
-          </w:p>
-        </w:tc>
-      </w:tr>
-      <w:tr>
-        <w:tc>
-          <w:tcPr>
-            <w:tcW w:type="dxa" w:w="9638"/>
-          </w:tcPr>
-          <w:p>
-            <w:r>
-              <w:br/>
-              <w:br/>
-              <w:br/>
-              <w:br/>
-              <w:br/>
-            </w:r>
-          </w:p>
-        </w:tc>
-      </w:tr>
-    </w:tbl>
-    <w:p>
-      <w:pPr>
-        <w:spacing w:before="0" w:after="60"/>
-      </w:pPr>
-    </w:p>
-    <w:p>
-      <w:pPr>
-        <w:spacing w:before="160" w:after="40"/>
-      </w:pPr>
-      <w:r>
-        <w:rPr>
-          <w:rFonts w:ascii="Arial" w:hAnsi="Arial"/>
-          <w:b/>
-          <w:i w:val="0"/>
-          <w:color w:val="111827"/>
-          <w:sz w:val="23"/>
-        </w:rPr>
-        <w:t>Question 13 (K13)</w:t>
-      </w:r>
-    </w:p>
-    <w:p>
-      <w:pPr>
-        <w:spacing w:before="0" w:after="40"/>
-      </w:pPr>
-      <w:r>
-        <w:rPr>
-          <w:rFonts w:ascii="Arial" w:hAnsi="Arial"/>
-          <w:b w:val="0"/>
-          <w:i/>
-          <w:color w:val="4B5563"/>
-          <w:sz w:val="18"/>
-        </w:rPr>
-        <w:t>Source: PPT slides 32-36; Lab 4</w:t>
-      </w:r>
-    </w:p>
-    <w:p>
-      <w:pPr>
-        <w:spacing w:before="0" w:after="60"/>
-      </w:pPr>
-      <w:r>
-        <w:rPr>
-          <w:rFonts w:ascii="Arial" w:hAnsi="Arial"/>
-          <w:b w:val="0"/>
-          <w:i w:val="0"/>
-          <w:color w:val="4B5563"/>
-          <w:sz w:val="21"/>
-        </w:rPr>
-        <w:t>The support AI assistant needs to look up order status, search support documents, draft a reply, and escalate complex cases to a human agent.</w:t>
-      </w:r>
-    </w:p>
-    <w:p>
-      <w:pPr>
-        <w:spacing w:before="0" w:after="100"/>
-      </w:pPr>
-      <w:r>
-        <w:rPr>
-          <w:rFonts w:ascii="Arial" w:hAnsi="Arial"/>
-          <w:b/>
-          <w:i w:val="0"/>
-          <w:color w:val="111827"/>
-          <w:sz w:val="21"/>
-        </w:rPr>
-        <w:t>What is an AI agent?</w:t>
-      </w:r>
-    </w:p>
-    <w:tbl>
-      <w:tblPr>
-        <w:tblStyle w:val="TableGrid"/>
-        <w:tblW w:type="auto" w:w="0"/>
-        <w:tblLook w:firstColumn="1" w:firstRow="1" w:lastColumn="0" w:lastRow="0" w:noHBand="0" w:noVBand="1" w:val="04A0"/>
-      </w:tblPr>
-      <w:tblGrid>
-        <w:gridCol w:w="9638"/>
-      </w:tblGrid>
-      <w:tr>
-        <w:tc>
-          <w:tcPr>
-            <w:tcW w:type="dxa" w:w="9638"/>
-            <w:vAlign w:val="center"/>
-            <w:shd w:fill="F3F7FC"/>
-          </w:tcPr>
-          <w:p>
-            <w:r/>
-            <w:r>
-              <w:rPr>
-                <w:rFonts w:ascii="Arial" w:hAnsi="Arial"/>
-                <w:b/>
-                <w:i w:val="0"/>
-                <w:color w:val="4B5563"/>
-                <w:sz w:val="19"/>
-              </w:rPr>
-              <w:t>Candidate answer / evidence</w:t>
-            </w:r>
-          </w:p>
-        </w:tc>
-      </w:tr>
-      <w:tr>
-        <w:tc>
-          <w:tcPr>
-            <w:tcW w:type="dxa" w:w="9638"/>
-          </w:tcPr>
-          <w:p>
-            <w:r>
-              <w:br/>
-              <w:br/>
-              <w:br/>
-              <w:br/>
-              <w:br/>
-            </w:r>
-          </w:p>
-        </w:tc>
-      </w:tr>
-    </w:tbl>
-    <w:p>
-      <w:pPr>
-        <w:spacing w:before="0" w:after="60"/>
-      </w:pPr>
-    </w:p>
-    <w:p>
-      <w:pPr>
-        <w:spacing w:before="160" w:after="40"/>
-      </w:pPr>
-      <w:r>
-        <w:rPr>
-          <w:rFonts w:ascii="Arial" w:hAnsi="Arial"/>
-          <w:b/>
-          <w:i w:val="0"/>
-          <w:color w:val="111827"/>
-          <w:sz w:val="23"/>
-        </w:rPr>
-        <w:t>Question 14 (K14)</w:t>
-      </w:r>
-    </w:p>
-    <w:p>
-      <w:pPr>
-        <w:spacing w:before="0" w:after="40"/>
-      </w:pPr>
-      <w:r>
-        <w:rPr>
-          <w:rFonts w:ascii="Arial" w:hAnsi="Arial"/>
-          <w:b w:val="0"/>
-          <w:i/>
-          <w:color w:val="4B5563"/>
-          <w:sz w:val="18"/>
-        </w:rPr>
-        <w:t>Source: PPT slides 32-36; Lab 4</w:t>
-      </w:r>
-    </w:p>
-    <w:p>
-      <w:pPr>
-        <w:spacing w:before="0" w:after="60"/>
-      </w:pPr>
-      <w:r>
-        <w:rPr>
-          <w:rFonts w:ascii="Arial" w:hAnsi="Arial"/>
-          <w:b w:val="0"/>
-          <w:i w:val="0"/>
-          <w:color w:val="4B5563"/>
-          <w:sz w:val="21"/>
-        </w:rPr>
-        <w:t>The support AI assistant needs to look up order status, search support documents, draft a reply, and escalate complex cases to a human agent.</w:t>
-      </w:r>
-    </w:p>
-    <w:p>
-      <w:pPr>
-        <w:spacing w:before="0" w:after="100"/>
-      </w:pPr>
-      <w:r>
-        <w:rPr>
-          <w:rFonts w:ascii="Arial" w:hAnsi="Arial"/>
-          <w:b/>
-          <w:i w:val="0"/>
-          <w:color w:val="111827"/>
-          <w:sz w:val="21"/>
-        </w:rPr>
-        <w:t>Why do agents need tool permissions?</w:t>
-      </w:r>
-    </w:p>
-    <w:tbl>
-      <w:tblPr>
-        <w:tblStyle w:val="TableGrid"/>
-        <w:tblW w:type="auto" w:w="0"/>
-        <w:tblLook w:firstColumn="1" w:firstRow="1" w:lastColumn="0" w:lastRow="0" w:noHBand="0" w:noVBand="1" w:val="04A0"/>
-      </w:tblPr>
-      <w:tblGrid>
-        <w:gridCol w:w="9638"/>
-      </w:tblGrid>
-      <w:tr>
-        <w:tc>
-          <w:tcPr>
-            <w:tcW w:type="dxa" w:w="9638"/>
-            <w:vAlign w:val="center"/>
-            <w:shd w:fill="F3F7FC"/>
-          </w:tcPr>
-          <w:p>
-            <w:r/>
-            <w:r>
-              <w:rPr>
-                <w:rFonts w:ascii="Arial" w:hAnsi="Arial"/>
-                <w:b/>
-                <w:i w:val="0"/>
-                <w:color w:val="4B5563"/>
-                <w:sz w:val="19"/>
-              </w:rPr>
-              <w:t>Candidate answer / evidence</w:t>
-            </w:r>
-          </w:p>
-        </w:tc>
-      </w:tr>
-      <w:tr>
-        <w:tc>
-          <w:tcPr>
-            <w:tcW w:type="dxa" w:w="9638"/>
-          </w:tcPr>
-          <w:p>
-            <w:r>
-              <w:br/>
-              <w:br/>
-              <w:br/>
-              <w:br/>
-              <w:br/>
-            </w:r>
-          </w:p>
-        </w:tc>
-      </w:tr>
-    </w:tbl>
-    <w:p>
-      <w:pPr>
-        <w:spacing w:before="0" w:after="60"/>
-      </w:pPr>
-    </w:p>
-    <w:p>
-      <w:pPr>
-        <w:spacing w:before="160" w:after="40"/>
-      </w:pPr>
-      <w:r>
-        <w:rPr>
-          <w:rFonts w:ascii="Arial" w:hAnsi="Arial"/>
-          <w:b/>
-          <w:i w:val="0"/>
-          <w:color w:val="111827"/>
-          <w:sz w:val="23"/>
-        </w:rPr>
-        <w:t>Question 15 (K15)</w:t>
-      </w:r>
-    </w:p>
-    <w:p>
-      <w:pPr>
-        <w:spacing w:before="0" w:after="40"/>
-      </w:pPr>
-      <w:r>
-        <w:rPr>
-          <w:rFonts w:ascii="Arial" w:hAnsi="Arial"/>
-          <w:b w:val="0"/>
-          <w:i/>
-          <w:color w:val="4B5563"/>
-          <w:sz w:val="18"/>
-        </w:rPr>
-        <w:t>Source: PPT slides 32-36; Lab 4</w:t>
-      </w:r>
-    </w:p>
-    <w:p>
-      <w:pPr>
-        <w:spacing w:before="0" w:after="60"/>
-      </w:pPr>
-      <w:r>
-        <w:rPr>
-          <w:rFonts w:ascii="Arial" w:hAnsi="Arial"/>
-          <w:b w:val="0"/>
-          <w:i w:val="0"/>
-          <w:color w:val="4B5563"/>
-          <w:sz w:val="21"/>
-        </w:rPr>
-        <w:t>The support AI assistant needs to look up order status, search support documents, draft a reply, and escalate complex cases to a human agent.</w:t>
-      </w:r>
-    </w:p>
-    <w:p>
-      <w:pPr>
-        <w:spacing w:before="0" w:after="100"/>
-      </w:pPr>
-      <w:r>
-        <w:rPr>
-          <w:rFonts w:ascii="Arial" w:hAnsi="Arial"/>
-          <w:b/>
-          <w:i w:val="0"/>
-          <w:color w:val="111827"/>
-          <w:sz w:val="21"/>
-        </w:rPr>
-        <w:t>What is orchestration?</w:t>
-      </w:r>
-    </w:p>
-    <w:tbl>
-      <w:tblPr>
-        <w:tblStyle w:val="TableGrid"/>
-        <w:tblW w:type="auto" w:w="0"/>
-        <w:tblLook w:firstColumn="1" w:firstRow="1" w:lastColumn="0" w:lastRow="0" w:noHBand="0" w:noVBand="1" w:val="04A0"/>
-      </w:tblPr>
-      <w:tblGrid>
-        <w:gridCol w:w="9638"/>
-      </w:tblGrid>
-      <w:tr>
-        <w:tc>
-          <w:tcPr>
-            <w:tcW w:type="dxa" w:w="9638"/>
-            <w:vAlign w:val="center"/>
-            <w:shd w:fill="F3F7FC"/>
-          </w:tcPr>
-          <w:p>
-            <w:r/>
-            <w:r>
-              <w:rPr>
-                <w:rFonts w:ascii="Arial" w:hAnsi="Arial"/>
-                <w:b/>
-                <w:i w:val="0"/>
-                <w:color w:val="4B5563"/>
-                <w:sz w:val="19"/>
-              </w:rPr>
-              <w:t>Candidate answer / evidence</w:t>
-            </w:r>
-          </w:p>
-        </w:tc>
-      </w:tr>
-      <w:tr>
-        <w:tc>
-          <w:tcPr>
-            <w:tcW w:type="dxa" w:w="9638"/>
-          </w:tcPr>
-          <w:p>
-            <w:r>
-              <w:br/>
-              <w:br/>
-              <w:br/>
-              <w:br/>
-              <w:br/>
-            </w:r>
-          </w:p>
-        </w:tc>
-      </w:tr>
-    </w:tbl>
-    <w:p>
-      <w:pPr>
-        <w:spacing w:before="0" w:after="60"/>
-      </w:pPr>
-    </w:p>
-    <w:p>
-      <w:pPr>
-        <w:spacing w:before="160" w:after="40"/>
-      </w:pPr>
-      <w:r>
-        <w:rPr>
-          <w:rFonts w:ascii="Arial" w:hAnsi="Arial"/>
-          <w:b/>
-          <w:i w:val="0"/>
-          <w:color w:val="111827"/>
-          <w:sz w:val="23"/>
-        </w:rPr>
-        <w:t>Question 16 (K16)</w:t>
-      </w:r>
-    </w:p>
-    <w:p>
-      <w:pPr>
-        <w:spacing w:before="0" w:after="40"/>
-      </w:pPr>
-      <w:r>
-        <w:rPr>
-          <w:rFonts w:ascii="Arial" w:hAnsi="Arial"/>
-          <w:b w:val="0"/>
-          <w:i/>
-          <w:color w:val="4B5563"/>
-          <w:sz w:val="18"/>
-        </w:rPr>
-        <w:t>Source: PPT slides 32-36; Lab 4</w:t>
-      </w:r>
-    </w:p>
-    <w:p>
-      <w:pPr>
-        <w:spacing w:before="0" w:after="60"/>
-      </w:pPr>
-      <w:r>
-        <w:rPr>
-          <w:rFonts w:ascii="Arial" w:hAnsi="Arial"/>
-          <w:b w:val="0"/>
-          <w:i w:val="0"/>
-          <w:color w:val="4B5563"/>
-          <w:sz w:val="21"/>
-        </w:rPr>
-        <w:t>The support AI assistant needs to look up order status, search support documents, draft a reply, and escalate complex cases to a human agent.</w:t>
-      </w:r>
-    </w:p>
-    <w:p>
-      <w:pPr>
-        <w:spacing w:before="0" w:after="100"/>
-      </w:pPr>
-      <w:r>
-        <w:rPr>
-          <w:rFonts w:ascii="Arial" w:hAnsi="Arial"/>
-          <w:b/>
-          <w:i w:val="0"/>
-          <w:color w:val="111827"/>
-          <w:sz w:val="21"/>
-        </w:rPr>
-        <w:t>Why should autonomous actions be constrained?</w:t>
-      </w:r>
-    </w:p>
-    <w:tbl>
-      <w:tblPr>
-        <w:tblStyle w:val="TableGrid"/>
-        <w:tblW w:type="auto" w:w="0"/>
-        <w:tblLook w:firstColumn="1" w:firstRow="1" w:lastColumn="0" w:lastRow="0" w:noHBand="0" w:noVBand="1" w:val="04A0"/>
-      </w:tblPr>
-      <w:tblGrid>
-        <w:gridCol w:w="9638"/>
-      </w:tblGrid>
-      <w:tr>
-        <w:tc>
-          <w:tcPr>
-            <w:tcW w:type="dxa" w:w="9638"/>
-            <w:vAlign w:val="center"/>
-            <w:shd w:fill="F3F7FC"/>
-          </w:tcPr>
-          <w:p>
-            <w:r/>
-            <w:r>
-              <w:rPr>
-                <w:rFonts w:ascii="Arial" w:hAnsi="Arial"/>
-                <w:b/>
-                <w:i w:val="0"/>
-                <w:color w:val="4B5563"/>
-                <w:sz w:val="19"/>
-              </w:rPr>
-              <w:t>Candidate answer / evidence</w:t>
-            </w:r>
-          </w:p>
-        </w:tc>
-      </w:tr>
-      <w:tr>
-        <w:tc>
-          <w:tcPr>
-            <w:tcW w:type="dxa" w:w="9638"/>
-          </w:tcPr>
-          <w:p>
-            <w:r>
-              <w:br/>
-              <w:br/>
-              <w:br/>
-              <w:br/>
-              <w:br/>
-            </w:r>
-          </w:p>
-        </w:tc>
-      </w:tr>
-    </w:tbl>
-    <w:p>
-      <w:pPr>
-        <w:spacing w:before="0" w:after="60"/>
-      </w:pPr>
-    </w:p>
-    <w:p>
-      <w:pPr>
-        <w:spacing w:before="160" w:after="40"/>
-      </w:pPr>
-      <w:r>
-        <w:rPr>
-          <w:rFonts w:ascii="Arial" w:hAnsi="Arial"/>
-          <w:b/>
-          <w:i w:val="0"/>
-          <w:color w:val="111827"/>
-          <w:sz w:val="23"/>
-        </w:rPr>
-        <w:t>Question 17 (K17)</w:t>
-      </w:r>
-    </w:p>
-    <w:p>
-      <w:pPr>
-        <w:spacing w:before="0" w:after="40"/>
-      </w:pPr>
-      <w:r>
-        <w:rPr>
-          <w:rFonts w:ascii="Arial" w:hAnsi="Arial"/>
-          <w:b w:val="0"/>
-          <w:i/>
-          <w:color w:val="4B5563"/>
-          <w:sz w:val="18"/>
-        </w:rPr>
-        <w:t>Source: PPT slides 37-41; Lab 5</w:t>
-      </w:r>
-    </w:p>
-    <w:p>
-      <w:pPr>
-        <w:spacing w:before="0" w:after="60"/>
-      </w:pPr>
-      <w:r>
-        <w:rPr>
-          <w:rFonts w:ascii="Arial" w:hAnsi="Arial"/>
-          <w:b w:val="0"/>
-          <w:i w:val="0"/>
-          <w:color w:val="4B5563"/>
-          <w:sz w:val="21"/>
-        </w:rPr>
-        <w:t>The company wants to inspect product photos, detect damaged items, read text from images, and extract insights from product demo videos.</w:t>
-      </w:r>
-    </w:p>
-    <w:p>
-      <w:pPr>
-        <w:spacing w:before="0" w:after="100"/>
-      </w:pPr>
-      <w:r>
-        <w:rPr>
-          <w:rFonts w:ascii="Arial" w:hAnsi="Arial"/>
-          <w:b/>
-          <w:i w:val="0"/>
-          <w:color w:val="111827"/>
-          <w:sz w:val="21"/>
-        </w:rPr>
-        <w:t>What is OCR?</w:t>
-      </w:r>
-    </w:p>
-    <w:tbl>
-      <w:tblPr>
-        <w:tblStyle w:val="TableGrid"/>
-        <w:tblW w:type="auto" w:w="0"/>
-        <w:tblLook w:firstColumn="1" w:firstRow="1" w:lastColumn="0" w:lastRow="0" w:noHBand="0" w:noVBand="1" w:val="04A0"/>
-      </w:tblPr>
-      <w:tblGrid>
-        <w:gridCol w:w="9638"/>
-      </w:tblGrid>
-      <w:tr>
-        <w:tc>
-          <w:tcPr>
-            <w:tcW w:type="dxa" w:w="9638"/>
-            <w:vAlign w:val="center"/>
-            <w:shd w:fill="F3F7FC"/>
-          </w:tcPr>
-          <w:p>
-            <w:r/>
-            <w:r>
-              <w:rPr>
-                <w:rFonts w:ascii="Arial" w:hAnsi="Arial"/>
-                <w:b/>
-                <w:i w:val="0"/>
-                <w:color w:val="4B5563"/>
-                <w:sz w:val="19"/>
-              </w:rPr>
-              <w:t>Candidate answer / evidence</w:t>
-            </w:r>
-          </w:p>
-        </w:tc>
-      </w:tr>
-      <w:tr>
-        <w:tc>
-          <w:tcPr>
-            <w:tcW w:type="dxa" w:w="9638"/>
-          </w:tcPr>
-          <w:p>
-            <w:r>
-              <w:br/>
-              <w:br/>
-              <w:br/>
-              <w:br/>
-              <w:br/>
-            </w:r>
-          </w:p>
-        </w:tc>
-      </w:tr>
-    </w:tbl>
-    <w:p>
-      <w:pPr>
-        <w:spacing w:before="0" w:after="60"/>
-      </w:pPr>
-    </w:p>
-    <w:p>
-      <w:pPr>
-        <w:spacing w:before="160" w:after="40"/>
-      </w:pPr>
-      <w:r>
-        <w:rPr>
-          <w:rFonts w:ascii="Arial" w:hAnsi="Arial"/>
-          <w:b/>
-          <w:i w:val="0"/>
-          <w:color w:val="111827"/>
-          <w:sz w:val="23"/>
-        </w:rPr>
-        <w:t>Question 18 (K18)</w:t>
-      </w:r>
-    </w:p>
-    <w:p>
-      <w:pPr>
-        <w:spacing w:before="0" w:after="40"/>
-      </w:pPr>
-      <w:r>
-        <w:rPr>
-          <w:rFonts w:ascii="Arial" w:hAnsi="Arial"/>
-          <w:b w:val="0"/>
-          <w:i/>
-          <w:color w:val="4B5563"/>
-          <w:sz w:val="18"/>
-        </w:rPr>
-        <w:t>Source: PPT slides 37-41; Lab 5</w:t>
-      </w:r>
-    </w:p>
-    <w:p>
-      <w:pPr>
-        <w:spacing w:before="0" w:after="60"/>
-      </w:pPr>
-      <w:r>
-        <w:rPr>
-          <w:rFonts w:ascii="Arial" w:hAnsi="Arial"/>
-          <w:b w:val="0"/>
-          <w:i w:val="0"/>
-          <w:color w:val="4B5563"/>
-          <w:sz w:val="21"/>
-        </w:rPr>
-        <w:t>The company wants to inspect product photos, detect damaged items, read text from images, and extract insights from product demo videos.</w:t>
-      </w:r>
-    </w:p>
-    <w:p>
-      <w:pPr>
-        <w:spacing w:before="0" w:after="100"/>
-      </w:pPr>
-      <w:r>
-        <w:rPr>
-          <w:rFonts w:ascii="Arial" w:hAnsi="Arial"/>
-          <w:b/>
-          <w:i w:val="0"/>
-          <w:color w:val="111827"/>
-          <w:sz w:val="21"/>
-        </w:rPr>
-        <w:t>How is object detection different from classification?</w:t>
-      </w:r>
-    </w:p>
-    <w:tbl>
-      <w:tblPr>
-        <w:tblStyle w:val="TableGrid"/>
-        <w:tblW w:type="auto" w:w="0"/>
-        <w:tblLook w:firstColumn="1" w:firstRow="1" w:lastColumn="0" w:lastRow="0" w:noHBand="0" w:noVBand="1" w:val="04A0"/>
-      </w:tblPr>
-      <w:tblGrid>
-        <w:gridCol w:w="9638"/>
-      </w:tblGrid>
-      <w:tr>
-        <w:tc>
-          <w:tcPr>
-            <w:tcW w:type="dxa" w:w="9638"/>
-            <w:vAlign w:val="center"/>
-            <w:shd w:fill="F3F7FC"/>
-          </w:tcPr>
-          <w:p>
-            <w:r/>
-            <w:r>
-              <w:rPr>
-                <w:rFonts w:ascii="Arial" w:hAnsi="Arial"/>
-                <w:b/>
-                <w:i w:val="0"/>
-                <w:color w:val="4B5563"/>
-                <w:sz w:val="19"/>
-              </w:rPr>
-              <w:t>Candidate answer / evidence</w:t>
-            </w:r>
-          </w:p>
-        </w:tc>
-      </w:tr>
-      <w:tr>
-        <w:tc>
-          <w:tcPr>
-            <w:tcW w:type="dxa" w:w="9638"/>
-          </w:tcPr>
-          <w:p>
-            <w:r>
-              <w:br/>
-              <w:br/>
-              <w:br/>
-              <w:br/>
-              <w:br/>
-            </w:r>
-          </w:p>
-        </w:tc>
-      </w:tr>
-    </w:tbl>
-    <w:p>
-      <w:pPr>
-        <w:spacing w:before="0" w:after="60"/>
-      </w:pPr>
-    </w:p>
-    <w:p>
-      <w:pPr>
-        <w:spacing w:before="160" w:after="40"/>
-      </w:pPr>
-      <w:r>
-        <w:rPr>
-          <w:rFonts w:ascii="Arial" w:hAnsi="Arial"/>
-          <w:b/>
-          <w:i w:val="0"/>
-          <w:color w:val="111827"/>
-          <w:sz w:val="23"/>
-        </w:rPr>
-        <w:t>Question 19 (K19)</w:t>
-      </w:r>
-    </w:p>
-    <w:p>
-      <w:pPr>
-        <w:spacing w:before="0" w:after="40"/>
-      </w:pPr>
-      <w:r>
-        <w:rPr>
-          <w:rFonts w:ascii="Arial" w:hAnsi="Arial"/>
-          <w:b w:val="0"/>
-          <w:i/>
-          <w:color w:val="4B5563"/>
-          <w:sz w:val="18"/>
-        </w:rPr>
-        <w:t>Source: PPT slides 37-41; Lab 5</w:t>
-      </w:r>
-    </w:p>
-    <w:p>
-      <w:pPr>
-        <w:spacing w:before="0" w:after="60"/>
-      </w:pPr>
-      <w:r>
-        <w:rPr>
-          <w:rFonts w:ascii="Arial" w:hAnsi="Arial"/>
-          <w:b w:val="0"/>
-          <w:i w:val="0"/>
-          <w:color w:val="4B5563"/>
-          <w:sz w:val="21"/>
-        </w:rPr>
-        <w:t>The company wants to inspect product photos, detect damaged items, read text from images, and extract insights from product demo videos.</w:t>
-      </w:r>
-    </w:p>
-    <w:p>
-      <w:pPr>
-        <w:spacing w:before="0" w:after="100"/>
-      </w:pPr>
-      <w:r>
-        <w:rPr>
-          <w:rFonts w:ascii="Arial" w:hAnsi="Arial"/>
-          <w:b/>
-          <w:i w:val="0"/>
-          <w:color w:val="111827"/>
-          <w:sz w:val="21"/>
-        </w:rPr>
-        <w:t>What does a custom vision model require?</w:t>
-      </w:r>
-    </w:p>
-    <w:tbl>
-      <w:tblPr>
-        <w:tblStyle w:val="TableGrid"/>
-        <w:tblW w:type="auto" w:w="0"/>
-        <w:tblLook w:firstColumn="1" w:firstRow="1" w:lastColumn="0" w:lastRow="0" w:noHBand="0" w:noVBand="1" w:val="04A0"/>
-      </w:tblPr>
-      <w:tblGrid>
-        <w:gridCol w:w="9638"/>
-      </w:tblGrid>
-      <w:tr>
-        <w:tc>
-          <w:tcPr>
-            <w:tcW w:type="dxa" w:w="9638"/>
-            <w:vAlign w:val="center"/>
-            <w:shd w:fill="F3F7FC"/>
-          </w:tcPr>
-          <w:p>
-            <w:r/>
-            <w:r>
-              <w:rPr>
-                <w:rFonts w:ascii="Arial" w:hAnsi="Arial"/>
-                <w:b/>
-                <w:i w:val="0"/>
-                <w:color w:val="4B5563"/>
-                <w:sz w:val="19"/>
-              </w:rPr>
-              <w:t>Candidate answer / evidence</w:t>
-            </w:r>
-          </w:p>
-        </w:tc>
-      </w:tr>
-      <w:tr>
-        <w:tc>
-          <w:tcPr>
-            <w:tcW w:type="dxa" w:w="9638"/>
-          </w:tcPr>
-          <w:p>
-            <w:r>
-              <w:br/>
-              <w:br/>
-              <w:br/>
-              <w:br/>
-              <w:br/>
-            </w:r>
-          </w:p>
-        </w:tc>
-      </w:tr>
-    </w:tbl>
-    <w:p>
-      <w:pPr>
-        <w:spacing w:before="0" w:after="60"/>
-      </w:pPr>
-    </w:p>
-    <w:p>
-      <w:pPr>
-        <w:spacing w:before="160" w:after="40"/>
-      </w:pPr>
-      <w:r>
-        <w:rPr>
-          <w:rFonts w:ascii="Arial" w:hAnsi="Arial"/>
-          <w:b/>
-          <w:i w:val="0"/>
-          <w:color w:val="111827"/>
-          <w:sz w:val="23"/>
-        </w:rPr>
-        <w:t>Question 20 (K20)</w:t>
-      </w:r>
-    </w:p>
-    <w:p>
-      <w:pPr>
-        <w:spacing w:before="0" w:after="40"/>
-      </w:pPr>
-      <w:r>
-        <w:rPr>
-          <w:rFonts w:ascii="Arial" w:hAnsi="Arial"/>
-          <w:b w:val="0"/>
-          <w:i/>
-          <w:color w:val="4B5563"/>
-          <w:sz w:val="18"/>
-        </w:rPr>
-        <w:t>Source: PPT slides 37-41; Lab 5</w:t>
-      </w:r>
-    </w:p>
-    <w:p>
-      <w:pPr>
-        <w:spacing w:before="0" w:after="60"/>
-      </w:pPr>
-      <w:r>
-        <w:rPr>
-          <w:rFonts w:ascii="Arial" w:hAnsi="Arial"/>
-          <w:b w:val="0"/>
-          <w:i w:val="0"/>
-          <w:color w:val="4B5563"/>
-          <w:sz w:val="21"/>
-        </w:rPr>
-        <w:t>The company wants to inspect product photos, detect damaged items, read text from images, and extract insights from product demo videos.</w:t>
-      </w:r>
-    </w:p>
-    <w:p>
-      <w:pPr>
-        <w:spacing w:before="0" w:after="100"/>
-      </w:pPr>
-      <w:r>
-        <w:rPr>
-          <w:rFonts w:ascii="Arial" w:hAnsi="Arial"/>
-          <w:b/>
-          <w:i w:val="0"/>
-          <w:color w:val="111827"/>
-          <w:sz w:val="21"/>
-        </w:rPr>
-        <w:t>Why is video analysis sensitive?</w:t>
-      </w:r>
-    </w:p>
-    <w:tbl>
-      <w:tblPr>
-        <w:tblStyle w:val="TableGrid"/>
-        <w:tblW w:type="auto" w:w="0"/>
-        <w:tblLook w:firstColumn="1" w:firstRow="1" w:lastColumn="0" w:lastRow="0" w:noHBand="0" w:noVBand="1" w:val="04A0"/>
-      </w:tblPr>
-      <w:tblGrid>
-        <w:gridCol w:w="9638"/>
-      </w:tblGrid>
-      <w:tr>
-        <w:tc>
-          <w:tcPr>
-            <w:tcW w:type="dxa" w:w="9638"/>
-            <w:vAlign w:val="center"/>
-            <w:shd w:fill="F3F7FC"/>
-          </w:tcPr>
-          <w:p>
-            <w:r/>
-            <w:r>
-              <w:rPr>
-                <w:rFonts w:ascii="Arial" w:hAnsi="Arial"/>
-                <w:b/>
-                <w:i w:val="0"/>
-                <w:color w:val="4B5563"/>
-                <w:sz w:val="19"/>
-              </w:rPr>
-              <w:t>Candidate answer / evidence</w:t>
-            </w:r>
-          </w:p>
-        </w:tc>
-      </w:tr>
-      <w:tr>
-        <w:tc>
-          <w:tcPr>
-            <w:tcW w:type="dxa" w:w="9638"/>
-          </w:tcPr>
-          <w:p>
-            <w:r>
-              <w:br/>
-              <w:br/>
-              <w:br/>
-              <w:br/>
-              <w:br/>
-            </w:r>
-          </w:p>
-        </w:tc>
-      </w:tr>
-    </w:tbl>
-    <w:p>
-      <w:pPr>
-        <w:spacing w:before="0" w:after="60"/>
-      </w:pPr>
-    </w:p>
-    <w:p>
-      <w:pPr>
-        <w:spacing w:before="160" w:after="40"/>
-      </w:pPr>
-      <w:r>
-        <w:rPr>
-          <w:rFonts w:ascii="Arial" w:hAnsi="Arial"/>
-          <w:b/>
-          <w:i w:val="0"/>
-          <w:color w:val="111827"/>
-          <w:sz w:val="23"/>
-        </w:rPr>
-        <w:t>Question 21 (K21)</w:t>
-      </w:r>
-    </w:p>
-    <w:p>
-      <w:pPr>
-        <w:spacing w:before="0" w:after="40"/>
-      </w:pPr>
-      <w:r>
-        <w:rPr>
-          <w:rFonts w:ascii="Arial" w:hAnsi="Arial"/>
-          <w:b w:val="0"/>
-          <w:i/>
-          <w:color w:val="4B5563"/>
-          <w:sz w:val="18"/>
-        </w:rPr>
-        <w:t>Source: PPT slides 42-46; Lab 6</w:t>
-      </w:r>
-    </w:p>
-    <w:p>
-      <w:pPr>
-        <w:spacing w:before="0" w:after="60"/>
-      </w:pPr>
-      <w:r>
-        <w:rPr>
-          <w:rFonts w:ascii="Arial" w:hAnsi="Arial"/>
-          <w:b w:val="0"/>
-          <w:i w:val="0"/>
-          <w:color w:val="4B5563"/>
-          <w:sz w:val="21"/>
-        </w:rPr>
-        <w:t>The support platform must analyze customer messages, detect PII, translate text, transcribe calls, and generate spoken responses.</w:t>
-      </w:r>
-    </w:p>
-    <w:p>
-      <w:pPr>
-        <w:spacing w:before="0" w:after="100"/>
-      </w:pPr>
-      <w:r>
-        <w:rPr>
-          <w:rFonts w:ascii="Arial" w:hAnsi="Arial"/>
-          <w:b/>
-          <w:i w:val="0"/>
-          <w:color w:val="111827"/>
-          <w:sz w:val="21"/>
-        </w:rPr>
-        <w:t>What is entity recognition?</w:t>
-      </w:r>
-    </w:p>
-    <w:tbl>
-      <w:tblPr>
-        <w:tblStyle w:val="TableGrid"/>
-        <w:tblW w:type="auto" w:w="0"/>
-        <w:tblLook w:firstColumn="1" w:firstRow="1" w:lastColumn="0" w:lastRow="0" w:noHBand="0" w:noVBand="1" w:val="04A0"/>
-      </w:tblPr>
-      <w:tblGrid>
-        <w:gridCol w:w="9638"/>
-      </w:tblGrid>
-      <w:tr>
-        <w:tc>
-          <w:tcPr>
-            <w:tcW w:type="dxa" w:w="9638"/>
-            <w:vAlign w:val="center"/>
-            <w:shd w:fill="F3F7FC"/>
-          </w:tcPr>
-          <w:p>
-            <w:r/>
-            <w:r>
-              <w:rPr>
-                <w:rFonts w:ascii="Arial" w:hAnsi="Arial"/>
-                <w:b/>
-                <w:i w:val="0"/>
-                <w:color w:val="4B5563"/>
-                <w:sz w:val="19"/>
-              </w:rPr>
-              <w:t>Candidate answer / evidence</w:t>
-            </w:r>
-          </w:p>
-        </w:tc>
-      </w:tr>
-      <w:tr>
-        <w:tc>
-          <w:tcPr>
-            <w:tcW w:type="dxa" w:w="9638"/>
-          </w:tcPr>
-          <w:p>
-            <w:r>
-              <w:br/>
-              <w:br/>
-              <w:br/>
-              <w:br/>
-              <w:br/>
-            </w:r>
-          </w:p>
-        </w:tc>
-      </w:tr>
-    </w:tbl>
-    <w:p>
-      <w:pPr>
-        <w:spacing w:before="0" w:after="60"/>
-      </w:pPr>
-    </w:p>
-    <w:p>
-      <w:pPr>
-        <w:spacing w:before="160" w:after="40"/>
-      </w:pPr>
-      <w:r>
-        <w:rPr>
-          <w:rFonts w:ascii="Arial" w:hAnsi="Arial"/>
-          <w:b/>
-          <w:i w:val="0"/>
-          <w:color w:val="111827"/>
-          <w:sz w:val="23"/>
-        </w:rPr>
-        <w:t>Question 22 (K22)</w:t>
-      </w:r>
-    </w:p>
-    <w:p>
-      <w:pPr>
-        <w:spacing w:before="0" w:after="40"/>
-      </w:pPr>
-      <w:r>
-        <w:rPr>
-          <w:rFonts w:ascii="Arial" w:hAnsi="Arial"/>
-          <w:b w:val="0"/>
-          <w:i/>
-          <w:color w:val="4B5563"/>
-          <w:sz w:val="18"/>
-        </w:rPr>
-        <w:t>Source: PPT slides 42-46; Lab 6</w:t>
-      </w:r>
-    </w:p>
-    <w:p>
-      <w:pPr>
-        <w:spacing w:before="0" w:after="60"/>
-      </w:pPr>
-      <w:r>
-        <w:rPr>
-          <w:rFonts w:ascii="Arial" w:hAnsi="Arial"/>
-          <w:b w:val="0"/>
-          <w:i w:val="0"/>
-          <w:color w:val="4B5563"/>
-          <w:sz w:val="21"/>
-        </w:rPr>
-        <w:t>The support platform must analyze customer messages, detect PII, translate text, transcribe calls, and generate spoken responses.</w:t>
-      </w:r>
-    </w:p>
-    <w:p>
-      <w:pPr>
-        <w:spacing w:before="0" w:after="100"/>
-      </w:pPr>
-      <w:r>
-        <w:rPr>
-          <w:rFonts w:ascii="Arial" w:hAnsi="Arial"/>
-          <w:b/>
-          <w:i w:val="0"/>
-          <w:color w:val="111827"/>
-          <w:sz w:val="21"/>
-        </w:rPr>
-        <w:t>Why detect PII before storing text?</w:t>
-      </w:r>
-    </w:p>
-    <w:tbl>
-      <w:tblPr>
-        <w:tblStyle w:val="TableGrid"/>
-        <w:tblW w:type="auto" w:w="0"/>
-        <w:tblLook w:firstColumn="1" w:firstRow="1" w:lastColumn="0" w:lastRow="0" w:noHBand="0" w:noVBand="1" w:val="04A0"/>
-      </w:tblPr>
-      <w:tblGrid>
-        <w:gridCol w:w="9638"/>
-      </w:tblGrid>
-      <w:tr>
-        <w:tc>
-          <w:tcPr>
-            <w:tcW w:type="dxa" w:w="9638"/>
-            <w:vAlign w:val="center"/>
-            <w:shd w:fill="F3F7FC"/>
-          </w:tcPr>
-          <w:p>
-            <w:r/>
-            <w:r>
-              <w:rPr>
-                <w:rFonts w:ascii="Arial" w:hAnsi="Arial"/>
-                <w:b/>
-                <w:i w:val="0"/>
-                <w:color w:val="4B5563"/>
-                <w:sz w:val="19"/>
-              </w:rPr>
-              <w:t>Candidate answer / evidence</w:t>
-            </w:r>
-          </w:p>
-        </w:tc>
-      </w:tr>
-      <w:tr>
-        <w:tc>
-          <w:tcPr>
-            <w:tcW w:type="dxa" w:w="9638"/>
-          </w:tcPr>
-          <w:p>
-            <w:r>
-              <w:br/>
-              <w:br/>
-              <w:br/>
-              <w:br/>
-              <w:br/>
-            </w:r>
-          </w:p>
-        </w:tc>
-      </w:tr>
-    </w:tbl>
-    <w:p>
-      <w:pPr>
-        <w:spacing w:before="0" w:after="60"/>
-      </w:pPr>
-    </w:p>
-    <w:p>
-      <w:pPr>
-        <w:spacing w:before="160" w:after="40"/>
-      </w:pPr>
-      <w:r>
-        <w:rPr>
-          <w:rFonts w:ascii="Arial" w:hAnsi="Arial"/>
-          <w:b/>
-          <w:i w:val="0"/>
-          <w:color w:val="111827"/>
-          <w:sz w:val="23"/>
-        </w:rPr>
-        <w:t>Question 23 (K23)</w:t>
-      </w:r>
-    </w:p>
-    <w:p>
-      <w:pPr>
-        <w:spacing w:before="0" w:after="40"/>
-      </w:pPr>
-      <w:r>
-        <w:rPr>
-          <w:rFonts w:ascii="Arial" w:hAnsi="Arial"/>
-          <w:b w:val="0"/>
-          <w:i/>
-          <w:color w:val="4B5563"/>
-          <w:sz w:val="18"/>
-        </w:rPr>
-        <w:t>Source: PPT slides 42-46; Lab 6</w:t>
-      </w:r>
-    </w:p>
-    <w:p>
-      <w:pPr>
-        <w:spacing w:before="0" w:after="60"/>
-      </w:pPr>
-      <w:r>
-        <w:rPr>
-          <w:rFonts w:ascii="Arial" w:hAnsi="Arial"/>
-          <w:b w:val="0"/>
-          <w:i w:val="0"/>
-          <w:color w:val="4B5563"/>
-          <w:sz w:val="21"/>
-        </w:rPr>
-        <w:t>The support platform must analyze customer messages, detect PII, translate text, transcribe calls, and generate spoken responses.</w:t>
-      </w:r>
-    </w:p>
-    <w:p>
-      <w:pPr>
-        <w:spacing w:before="0" w:after="100"/>
-      </w:pPr>
-      <w:r>
-        <w:rPr>
-          <w:rFonts w:ascii="Arial" w:hAnsi="Arial"/>
-          <w:b/>
-          <w:i w:val="0"/>
-          <w:color w:val="111827"/>
-          <w:sz w:val="21"/>
-        </w:rPr>
-        <w:t>What is SSML?</w:t>
-      </w:r>
-    </w:p>
-    <w:tbl>
-      <w:tblPr>
-        <w:tblStyle w:val="TableGrid"/>
-        <w:tblW w:type="auto" w:w="0"/>
-        <w:tblLook w:firstColumn="1" w:firstRow="1" w:lastColumn="0" w:lastRow="0" w:noHBand="0" w:noVBand="1" w:val="04A0"/>
-      </w:tblPr>
-      <w:tblGrid>
-        <w:gridCol w:w="9638"/>
-      </w:tblGrid>
-      <w:tr>
-        <w:tc>
-          <w:tcPr>
-            <w:tcW w:type="dxa" w:w="9638"/>
-            <w:vAlign w:val="center"/>
-            <w:shd w:fill="F3F7FC"/>
-          </w:tcPr>
-          <w:p>
-            <w:r/>
-            <w:r>
-              <w:rPr>
-                <w:rFonts w:ascii="Arial" w:hAnsi="Arial"/>
-                <w:b/>
-                <w:i w:val="0"/>
-                <w:color w:val="4B5563"/>
-                <w:sz w:val="19"/>
-              </w:rPr>
-              <w:t>Candidate answer / evidence</w:t>
-            </w:r>
-          </w:p>
-        </w:tc>
-      </w:tr>
-      <w:tr>
-        <w:tc>
-          <w:tcPr>
-            <w:tcW w:type="dxa" w:w="9638"/>
-          </w:tcPr>
-          <w:p>
-            <w:r>
-              <w:br/>
-              <w:br/>
-              <w:br/>
-              <w:br/>
-              <w:br/>
-            </w:r>
-          </w:p>
-        </w:tc>
-      </w:tr>
-    </w:tbl>
-    <w:p>
-      <w:pPr>
-        <w:spacing w:before="0" w:after="60"/>
-      </w:pPr>
-    </w:p>
-    <w:p>
-      <w:pPr>
-        <w:spacing w:before="160" w:after="40"/>
-      </w:pPr>
-      <w:r>
-        <w:rPr>
-          <w:rFonts w:ascii="Arial" w:hAnsi="Arial"/>
-          <w:b/>
-          <w:i w:val="0"/>
-          <w:color w:val="111827"/>
-          <w:sz w:val="23"/>
-        </w:rPr>
-        <w:t>Question 24 (K24)</w:t>
-      </w:r>
-    </w:p>
-    <w:p>
-      <w:pPr>
-        <w:spacing w:before="0" w:after="40"/>
-      </w:pPr>
-      <w:r>
-        <w:rPr>
-          <w:rFonts w:ascii="Arial" w:hAnsi="Arial"/>
-          <w:b w:val="0"/>
-          <w:i/>
-          <w:color w:val="4B5563"/>
-          <w:sz w:val="18"/>
-        </w:rPr>
-        <w:t>Source: PPT slides 42-46; Lab 6</w:t>
-      </w:r>
-    </w:p>
-    <w:p>
-      <w:pPr>
-        <w:spacing w:before="0" w:after="60"/>
-      </w:pPr>
-      <w:r>
-        <w:rPr>
-          <w:rFonts w:ascii="Arial" w:hAnsi="Arial"/>
-          <w:b w:val="0"/>
-          <w:i w:val="0"/>
-          <w:color w:val="4B5563"/>
-          <w:sz w:val="21"/>
-        </w:rPr>
-        <w:t>The support platform must analyze customer messages, detect PII, translate text, transcribe calls, and generate spoken responses.</w:t>
-      </w:r>
-    </w:p>
-    <w:p>
-      <w:pPr>
-        <w:spacing w:before="0" w:after="100"/>
-      </w:pPr>
-      <w:r>
-        <w:rPr>
-          <w:rFonts w:ascii="Arial" w:hAnsi="Arial"/>
-          <w:b/>
-          <w:i w:val="0"/>
-          <w:color w:val="111827"/>
-          <w:sz w:val="21"/>
-        </w:rPr>
-        <w:t>When should translation outputs be reviewed?</w:t>
-      </w:r>
-    </w:p>
-    <w:tbl>
-      <w:tblPr>
-        <w:tblStyle w:val="TableGrid"/>
-        <w:tblW w:type="auto" w:w="0"/>
-        <w:tblLook w:firstColumn="1" w:firstRow="1" w:lastColumn="0" w:lastRow="0" w:noHBand="0" w:noVBand="1" w:val="04A0"/>
-      </w:tblPr>
-      <w:tblGrid>
-        <w:gridCol w:w="9638"/>
-      </w:tblGrid>
-      <w:tr>
-        <w:tc>
-          <w:tcPr>
-            <w:tcW w:type="dxa" w:w="9638"/>
-            <w:vAlign w:val="center"/>
-            <w:shd w:fill="F3F7FC"/>
-          </w:tcPr>
-          <w:p>
-            <w:r/>
-            <w:r>
-              <w:rPr>
-                <w:rFonts w:ascii="Arial" w:hAnsi="Arial"/>
-                <w:b/>
-                <w:i w:val="0"/>
-                <w:color w:val="4B5563"/>
-                <w:sz w:val="19"/>
-              </w:rPr>
-              <w:t>Candidate answer / evidence</w:t>
-            </w:r>
-          </w:p>
-        </w:tc>
-      </w:tr>
-      <w:tr>
-        <w:tc>
-          <w:tcPr>
-            <w:tcW w:type="dxa" w:w="9638"/>
-          </w:tcPr>
-          <w:p>
-            <w:r>
-              <w:br/>
-              <w:br/>
-              <w:br/>
-              <w:br/>
-              <w:br/>
-            </w:r>
-          </w:p>
-        </w:tc>
-      </w:tr>
-    </w:tbl>
-    <w:p>
-      <w:pPr>
-        <w:spacing w:before="0" w:after="60"/>
-      </w:pPr>
-    </w:p>
-    <w:p>
-      <w:pPr>
-        <w:spacing w:before="160" w:after="40"/>
-      </w:pPr>
-      <w:r>
-        <w:rPr>
-          <w:rFonts w:ascii="Arial" w:hAnsi="Arial"/>
-          <w:b/>
-          <w:i w:val="0"/>
-          <w:color w:val="111827"/>
-          <w:sz w:val="23"/>
-        </w:rPr>
-        <w:t>Question 25 (K25)</w:t>
-      </w:r>
-    </w:p>
-    <w:p>
-      <w:pPr>
-        <w:spacing w:before="0" w:after="40"/>
-      </w:pPr>
-      <w:r>
-        <w:rPr>
-          <w:rFonts w:ascii="Arial" w:hAnsi="Arial"/>
-          <w:b w:val="0"/>
-          <w:i/>
-          <w:color w:val="4B5563"/>
-          <w:sz w:val="18"/>
-        </w:rPr>
-        <w:t>Source: PPT slides 48-52; Lab 7</w:t>
-      </w:r>
-    </w:p>
-    <w:p>
-      <w:pPr>
-        <w:spacing w:before="0" w:after="60"/>
-      </w:pPr>
-      <w:r>
-        <w:rPr>
-          <w:rFonts w:ascii="Arial" w:hAnsi="Arial"/>
-          <w:b w:val="0"/>
-          <w:i w:val="0"/>
-          <w:color w:val="4B5563"/>
-          <w:sz w:val="21"/>
-        </w:rPr>
-        <w:t>The support assistant must recognize customer intents and answer frequently asked questions from approved sources.</w:t>
-      </w:r>
-    </w:p>
-    <w:p>
-      <w:pPr>
-        <w:spacing w:before="0" w:after="100"/>
-      </w:pPr>
-      <w:r>
-        <w:rPr>
-          <w:rFonts w:ascii="Arial" w:hAnsi="Arial"/>
-          <w:b/>
-          <w:i w:val="0"/>
-          <w:color w:val="111827"/>
-          <w:sz w:val="21"/>
-        </w:rPr>
-        <w:t>What is an intent?</w:t>
-      </w:r>
-    </w:p>
-    <w:tbl>
-      <w:tblPr>
-        <w:tblStyle w:val="TableGrid"/>
-        <w:tblW w:type="auto" w:w="0"/>
-        <w:tblLook w:firstColumn="1" w:firstRow="1" w:lastColumn="0" w:lastRow="0" w:noHBand="0" w:noVBand="1" w:val="04A0"/>
-      </w:tblPr>
-      <w:tblGrid>
-        <w:gridCol w:w="9638"/>
-      </w:tblGrid>
-      <w:tr>
-        <w:tc>
-          <w:tcPr>
-            <w:tcW w:type="dxa" w:w="9638"/>
-            <w:vAlign w:val="center"/>
-            <w:shd w:fill="F3F7FC"/>
-          </w:tcPr>
-          <w:p>
-            <w:r/>
-            <w:r>
-              <w:rPr>
-                <w:rFonts w:ascii="Arial" w:hAnsi="Arial"/>
-                <w:b/>
-                <w:i w:val="0"/>
-                <w:color w:val="4B5563"/>
-                <w:sz w:val="19"/>
-              </w:rPr>
-              <w:t>Candidate answer / evidence</w:t>
-            </w:r>
-          </w:p>
-        </w:tc>
-      </w:tr>
-      <w:tr>
-        <w:tc>
-          <w:tcPr>
-            <w:tcW w:type="dxa" w:w="9638"/>
-          </w:tcPr>
-          <w:p>
-            <w:r>
-              <w:br/>
-              <w:br/>
-              <w:br/>
-              <w:br/>
-              <w:br/>
-            </w:r>
-          </w:p>
-        </w:tc>
-      </w:tr>
-    </w:tbl>
-    <w:p>
-      <w:pPr>
-        <w:spacing w:before="0" w:after="60"/>
-      </w:pPr>
-    </w:p>
-    <w:p>
-      <w:pPr>
-        <w:spacing w:before="160" w:after="40"/>
-      </w:pPr>
-      <w:r>
-        <w:rPr>
-          <w:rFonts w:ascii="Arial" w:hAnsi="Arial"/>
-          <w:b/>
-          <w:i w:val="0"/>
-          <w:color w:val="111827"/>
-          <w:sz w:val="23"/>
-        </w:rPr>
-        <w:t>Question 26 (K26)</w:t>
-      </w:r>
-    </w:p>
-    <w:p>
-      <w:pPr>
-        <w:spacing w:before="0" w:after="40"/>
-      </w:pPr>
-      <w:r>
-        <w:rPr>
-          <w:rFonts w:ascii="Arial" w:hAnsi="Arial"/>
-          <w:b w:val="0"/>
-          <w:i/>
-          <w:color w:val="4B5563"/>
-          <w:sz w:val="18"/>
-        </w:rPr>
-        <w:t>Source: PPT slides 48-52; Lab 7</w:t>
-      </w:r>
-    </w:p>
-    <w:p>
-      <w:pPr>
-        <w:spacing w:before="0" w:after="60"/>
-      </w:pPr>
-      <w:r>
-        <w:rPr>
-          <w:rFonts w:ascii="Arial" w:hAnsi="Arial"/>
-          <w:b w:val="0"/>
-          <w:i w:val="0"/>
-          <w:color w:val="4B5563"/>
-          <w:sz w:val="21"/>
-        </w:rPr>
-        <w:t>The support assistant must recognize customer intents and answer frequently asked questions from approved sources.</w:t>
-      </w:r>
-    </w:p>
-    <w:p>
-      <w:pPr>
-        <w:spacing w:before="0" w:after="100"/>
-      </w:pPr>
-      <w:r>
-        <w:rPr>
-          <w:rFonts w:ascii="Arial" w:hAnsi="Arial"/>
-          <w:b/>
-          <w:i w:val="0"/>
-          <w:color w:val="111827"/>
-          <w:sz w:val="21"/>
-        </w:rPr>
-        <w:t>What is an entity?</w:t>
-      </w:r>
-    </w:p>
-    <w:tbl>
-      <w:tblPr>
-        <w:tblStyle w:val="TableGrid"/>
-        <w:tblW w:type="auto" w:w="0"/>
-        <w:tblLook w:firstColumn="1" w:firstRow="1" w:lastColumn="0" w:lastRow="0" w:noHBand="0" w:noVBand="1" w:val="04A0"/>
-      </w:tblPr>
-      <w:tblGrid>
-        <w:gridCol w:w="9638"/>
-      </w:tblGrid>
-      <w:tr>
-        <w:tc>
-          <w:tcPr>
-            <w:tcW w:type="dxa" w:w="9638"/>
-            <w:vAlign w:val="center"/>
-            <w:shd w:fill="F3F7FC"/>
-          </w:tcPr>
-          <w:p>
-            <w:r/>
-            <w:r>
-              <w:rPr>
-                <w:rFonts w:ascii="Arial" w:hAnsi="Arial"/>
-                <w:b/>
-                <w:i w:val="0"/>
-                <w:color w:val="4B5563"/>
-                <w:sz w:val="19"/>
-              </w:rPr>
-              <w:t>Candidate answer / evidence</w:t>
-            </w:r>
-          </w:p>
-        </w:tc>
-      </w:tr>
-      <w:tr>
-        <w:tc>
-          <w:tcPr>
-            <w:tcW w:type="dxa" w:w="9638"/>
-          </w:tcPr>
-          <w:p>
-            <w:r>
-              <w:br/>
-              <w:br/>
-              <w:br/>
-              <w:br/>
-              <w:br/>
-            </w:r>
-          </w:p>
-        </w:tc>
-      </w:tr>
-    </w:tbl>
-    <w:p>
-      <w:pPr>
-        <w:spacing w:before="0" w:after="60"/>
-      </w:pPr>
-    </w:p>
-    <w:p>
-      <w:pPr>
-        <w:spacing w:before="160" w:after="40"/>
-      </w:pPr>
-      <w:r>
-        <w:rPr>
-          <w:rFonts w:ascii="Arial" w:hAnsi="Arial"/>
-          <w:b/>
-          <w:i w:val="0"/>
-          <w:color w:val="111827"/>
-          <w:sz w:val="23"/>
-        </w:rPr>
-        <w:t>Question 27 (K27)</w:t>
-      </w:r>
-    </w:p>
-    <w:p>
-      <w:pPr>
-        <w:spacing w:before="0" w:after="40"/>
-      </w:pPr>
-      <w:r>
-        <w:rPr>
-          <w:rFonts w:ascii="Arial" w:hAnsi="Arial"/>
-          <w:b w:val="0"/>
-          <w:i/>
-          <w:color w:val="4B5563"/>
-          <w:sz w:val="18"/>
-        </w:rPr>
-        <w:t>Source: PPT slides 48-52; Lab 7</w:t>
-      </w:r>
-    </w:p>
-    <w:p>
-      <w:pPr>
-        <w:spacing w:before="0" w:after="60"/>
-      </w:pPr>
-      <w:r>
-        <w:rPr>
-          <w:rFonts w:ascii="Arial" w:hAnsi="Arial"/>
-          <w:b w:val="0"/>
-          <w:i w:val="0"/>
-          <w:color w:val="4B5563"/>
-          <w:sz w:val="21"/>
-        </w:rPr>
-        <w:t>The support assistant must recognize customer intents and answer frequently asked questions from approved sources.</w:t>
-      </w:r>
-    </w:p>
-    <w:p>
-      <w:pPr>
-        <w:spacing w:before="0" w:after="100"/>
-      </w:pPr>
-      <w:r>
-        <w:rPr>
-          <w:rFonts w:ascii="Arial" w:hAnsi="Arial"/>
-          <w:b/>
-          <w:i w:val="0"/>
-          <w:color w:val="111827"/>
-          <w:sz w:val="21"/>
-        </w:rPr>
-        <w:t>Why add alternate phrasing?</w:t>
-      </w:r>
-    </w:p>
-    <w:tbl>
-      <w:tblPr>
-        <w:tblStyle w:val="TableGrid"/>
-        <w:tblW w:type="auto" w:w="0"/>
-        <w:tblLook w:firstColumn="1" w:firstRow="1" w:lastColumn="0" w:lastRow="0" w:noHBand="0" w:noVBand="1" w:val="04A0"/>
-      </w:tblPr>
-      <w:tblGrid>
-        <w:gridCol w:w="9638"/>
-      </w:tblGrid>
-      <w:tr>
-        <w:tc>
-          <w:tcPr>
-            <w:tcW w:type="dxa" w:w="9638"/>
-            <w:vAlign w:val="center"/>
-            <w:shd w:fill="F3F7FC"/>
-          </w:tcPr>
-          <w:p>
-            <w:r/>
-            <w:r>
-              <w:rPr>
-                <w:rFonts w:ascii="Arial" w:hAnsi="Arial"/>
-                <w:b/>
-                <w:i w:val="0"/>
-                <w:color w:val="4B5563"/>
-                <w:sz w:val="19"/>
-              </w:rPr>
-              <w:t>Candidate answer / evidence</w:t>
-            </w:r>
-          </w:p>
-        </w:tc>
-      </w:tr>
-      <w:tr>
-        <w:tc>
-          <w:tcPr>
-            <w:tcW w:type="dxa" w:w="9638"/>
-          </w:tcPr>
-          <w:p>
-            <w:r>
-              <w:br/>
-              <w:br/>
-              <w:br/>
-              <w:br/>
-              <w:br/>
-            </w:r>
-          </w:p>
-        </w:tc>
-      </w:tr>
-    </w:tbl>
-    <w:p>
-      <w:pPr>
-        <w:spacing w:before="0" w:after="60"/>
-      </w:pPr>
-    </w:p>
-    <w:p>
-      <w:pPr>
-        <w:spacing w:before="160" w:after="40"/>
-      </w:pPr>
-      <w:r>
-        <w:rPr>
-          <w:rFonts w:ascii="Arial" w:hAnsi="Arial"/>
-          <w:b/>
-          <w:i w:val="0"/>
-          <w:color w:val="111827"/>
-          <w:sz w:val="23"/>
-        </w:rPr>
-        <w:t>Question 28 (K28)</w:t>
-      </w:r>
-    </w:p>
-    <w:p>
-      <w:pPr>
-        <w:spacing w:before="0" w:after="40"/>
-      </w:pPr>
-      <w:r>
-        <w:rPr>
-          <w:rFonts w:ascii="Arial" w:hAnsi="Arial"/>
-          <w:b w:val="0"/>
-          <w:i/>
-          <w:color w:val="4B5563"/>
-          <w:sz w:val="18"/>
-        </w:rPr>
-        <w:t>Source: PPT slides 48-52; Lab 7</w:t>
-      </w:r>
-    </w:p>
-    <w:p>
-      <w:pPr>
-        <w:spacing w:before="0" w:after="60"/>
-      </w:pPr>
-      <w:r>
-        <w:rPr>
-          <w:rFonts w:ascii="Arial" w:hAnsi="Arial"/>
-          <w:b w:val="0"/>
-          <w:i w:val="0"/>
-          <w:color w:val="4B5563"/>
-          <w:sz w:val="21"/>
-        </w:rPr>
-        <w:t>The support assistant must recognize customer intents and answer frequently asked questions from approved sources.</w:t>
-      </w:r>
-    </w:p>
-    <w:p>
-      <w:pPr>
-        <w:spacing w:before="0" w:after="100"/>
-      </w:pPr>
-      <w:r>
-        <w:rPr>
-          <w:rFonts w:ascii="Arial" w:hAnsi="Arial"/>
-          <w:b/>
-          <w:i w:val="0"/>
-          <w:color w:val="111827"/>
-          <w:sz w:val="21"/>
-        </w:rPr>
-        <w:t>Why should language projects be backed up?</w:t>
-      </w:r>
-    </w:p>
-    <w:tbl>
-      <w:tblPr>
-        <w:tblStyle w:val="TableGrid"/>
-        <w:tblW w:type="auto" w:w="0"/>
-        <w:tblLook w:firstColumn="1" w:firstRow="1" w:lastColumn="0" w:lastRow="0" w:noHBand="0" w:noVBand="1" w:val="04A0"/>
-      </w:tblPr>
-      <w:tblGrid>
-        <w:gridCol w:w="9638"/>
-      </w:tblGrid>
-      <w:tr>
-        <w:tc>
-          <w:tcPr>
-            <w:tcW w:type="dxa" w:w="9638"/>
-            <w:vAlign w:val="center"/>
-            <w:shd w:fill="F3F7FC"/>
-          </w:tcPr>
-          <w:p>
-            <w:r/>
-            <w:r>
-              <w:rPr>
-                <w:rFonts w:ascii="Arial" w:hAnsi="Arial"/>
-                <w:b/>
-                <w:i w:val="0"/>
-                <w:color w:val="4B5563"/>
-                <w:sz w:val="19"/>
-              </w:rPr>
-              <w:t>Candidate answer / evidence</w:t>
-            </w:r>
-          </w:p>
-        </w:tc>
-      </w:tr>
-      <w:tr>
-        <w:tc>
-          <w:tcPr>
-            <w:tcW w:type="dxa" w:w="9638"/>
-          </w:tcPr>
-          <w:p>
-            <w:r>
-              <w:br/>
-              <w:br/>
-              <w:br/>
-              <w:br/>
-              <w:br/>
-            </w:r>
-          </w:p>
-        </w:tc>
-      </w:tr>
-    </w:tbl>
-    <w:p>
-      <w:pPr>
-        <w:spacing w:before="0" w:after="60"/>
-      </w:pPr>
-    </w:p>
-    <w:p>
-      <w:pPr>
-        <w:spacing w:before="160" w:after="40"/>
-      </w:pPr>
-      <w:r>
-        <w:rPr>
-          <w:rFonts w:ascii="Arial" w:hAnsi="Arial"/>
-          <w:b/>
-          <w:i w:val="0"/>
-          <w:color w:val="111827"/>
-          <w:sz w:val="23"/>
-        </w:rPr>
-        <w:t>Question 29 (K29)</w:t>
-      </w:r>
-    </w:p>
-    <w:p>
-      <w:pPr>
-        <w:spacing w:before="0" w:after="40"/>
-      </w:pPr>
-      <w:r>
-        <w:rPr>
-          <w:rFonts w:ascii="Arial" w:hAnsi="Arial"/>
-          <w:b w:val="0"/>
-          <w:i/>
-          <w:color w:val="4B5563"/>
-          <w:sz w:val="18"/>
-        </w:rPr>
-        <w:t>Source: PPT slides 53-57; Lab 8</w:t>
-      </w:r>
-    </w:p>
-    <w:p>
-      <w:pPr>
-        <w:spacing w:before="0" w:after="60"/>
-      </w:pPr>
-      <w:r>
-        <w:rPr>
-          <w:rFonts w:ascii="Arial" w:hAnsi="Arial"/>
-          <w:b w:val="0"/>
-          <w:i w:val="0"/>
-          <w:color w:val="4B5563"/>
-          <w:sz w:val="21"/>
-        </w:rPr>
-        <w:t>The company wants searchable support documents, enriched with extracted text, entities, key phrases, and vector embeddings for RAG.</w:t>
-      </w:r>
-    </w:p>
-    <w:p>
-      <w:pPr>
-        <w:spacing w:before="0" w:after="100"/>
-      </w:pPr>
-      <w:r>
-        <w:rPr>
-          <w:rFonts w:ascii="Arial" w:hAnsi="Arial"/>
-          <w:b/>
-          <w:i w:val="0"/>
-          <w:color w:val="111827"/>
-          <w:sz w:val="21"/>
-        </w:rPr>
-        <w:t>What is an indexer?</w:t>
-      </w:r>
-    </w:p>
-    <w:tbl>
-      <w:tblPr>
-        <w:tblStyle w:val="TableGrid"/>
-        <w:tblW w:type="auto" w:w="0"/>
-        <w:tblLook w:firstColumn="1" w:firstRow="1" w:lastColumn="0" w:lastRow="0" w:noHBand="0" w:noVBand="1" w:val="04A0"/>
-      </w:tblPr>
-      <w:tblGrid>
-        <w:gridCol w:w="9638"/>
-      </w:tblGrid>
-      <w:tr>
-        <w:tc>
-          <w:tcPr>
-            <w:tcW w:type="dxa" w:w="9638"/>
-            <w:vAlign w:val="center"/>
-            <w:shd w:fill="F3F7FC"/>
-          </w:tcPr>
-          <w:p>
-            <w:r/>
-            <w:r>
-              <w:rPr>
-                <w:rFonts w:ascii="Arial" w:hAnsi="Arial"/>
-                <w:b/>
-                <w:i w:val="0"/>
-                <w:color w:val="4B5563"/>
-                <w:sz w:val="19"/>
-              </w:rPr>
-              <w:t>Candidate answer / evidence</w:t>
-            </w:r>
-          </w:p>
-        </w:tc>
-      </w:tr>
-      <w:tr>
-        <w:tc>
-          <w:tcPr>
-            <w:tcW w:type="dxa" w:w="9638"/>
-          </w:tcPr>
-          <w:p>
-            <w:r>
-              <w:br/>
-              <w:br/>
-              <w:br/>
-              <w:br/>
-              <w:br/>
-            </w:r>
-          </w:p>
-        </w:tc>
-      </w:tr>
-    </w:tbl>
-    <w:p>
-      <w:pPr>
-        <w:spacing w:before="0" w:after="60"/>
-      </w:pPr>
-    </w:p>
-    <w:p>
-      <w:pPr>
-        <w:spacing w:before="160" w:after="40"/>
-      </w:pPr>
-      <w:r>
-        <w:rPr>
-          <w:rFonts w:ascii="Arial" w:hAnsi="Arial"/>
-          <w:b/>
-          <w:i w:val="0"/>
-          <w:color w:val="111827"/>
-          <w:sz w:val="23"/>
-        </w:rPr>
-        <w:t>Question 30 (K30)</w:t>
-      </w:r>
-    </w:p>
-    <w:p>
-      <w:pPr>
-        <w:spacing w:before="0" w:after="40"/>
-      </w:pPr>
-      <w:r>
-        <w:rPr>
-          <w:rFonts w:ascii="Arial" w:hAnsi="Arial"/>
-          <w:b w:val="0"/>
-          <w:i/>
-          <w:color w:val="4B5563"/>
-          <w:sz w:val="18"/>
-        </w:rPr>
-        <w:t>Source: PPT slides 53-57; Lab 8</w:t>
-      </w:r>
-    </w:p>
-    <w:p>
-      <w:pPr>
-        <w:spacing w:before="0" w:after="60"/>
-      </w:pPr>
-      <w:r>
-        <w:rPr>
-          <w:rFonts w:ascii="Arial" w:hAnsi="Arial"/>
-          <w:b w:val="0"/>
-          <w:i w:val="0"/>
-          <w:color w:val="4B5563"/>
-          <w:sz w:val="21"/>
-        </w:rPr>
-        <w:t>The company wants searchable support documents, enriched with extracted text, entities, key phrases, and vector embeddings for RAG.</w:t>
-      </w:r>
-    </w:p>
-    <w:p>
-      <w:pPr>
-        <w:spacing w:before="0" w:after="100"/>
-      </w:pPr>
-      <w:r>
-        <w:rPr>
-          <w:rFonts w:ascii="Arial" w:hAnsi="Arial"/>
-          <w:b/>
-          <w:i w:val="0"/>
-          <w:color w:val="111827"/>
-          <w:sz w:val="21"/>
-        </w:rPr>
-        <w:t>What is a skillset?</w:t>
-      </w:r>
-    </w:p>
-    <w:tbl>
-      <w:tblPr>
-        <w:tblStyle w:val="TableGrid"/>
-        <w:tblW w:type="auto" w:w="0"/>
-        <w:tblLook w:firstColumn="1" w:firstRow="1" w:lastColumn="0" w:lastRow="0" w:noHBand="0" w:noVBand="1" w:val="04A0"/>
-      </w:tblPr>
-      <w:tblGrid>
-        <w:gridCol w:w="9638"/>
-      </w:tblGrid>
-      <w:tr>
-        <w:tc>
-          <w:tcPr>
-            <w:tcW w:type="dxa" w:w="9638"/>
-            <w:vAlign w:val="center"/>
-            <w:shd w:fill="F3F7FC"/>
-          </w:tcPr>
-          <w:p>
-            <w:r/>
-            <w:r>
-              <w:rPr>
-                <w:rFonts w:ascii="Arial" w:hAnsi="Arial"/>
-                <w:b/>
-                <w:i w:val="0"/>
-                <w:color w:val="4B5563"/>
-                <w:sz w:val="19"/>
-              </w:rPr>
-              <w:t>Candidate answer / evidence</w:t>
-            </w:r>
-          </w:p>
-        </w:tc>
-      </w:tr>
-      <w:tr>
-        <w:tc>
-          <w:tcPr>
-            <w:tcW w:type="dxa" w:w="9638"/>
-          </w:tcPr>
-          <w:p>
-            <w:r>
-              <w:br/>
-              <w:br/>
-              <w:br/>
-              <w:br/>
-              <w:br/>
-            </w:r>
-          </w:p>
-        </w:tc>
-      </w:tr>
-    </w:tbl>
-    <w:p>
-      <w:pPr>
-        <w:spacing w:before="0" w:after="60"/>
-      </w:pPr>
-    </w:p>
-    <w:p>
-      <w:pPr>
-        <w:spacing w:before="160" w:after="40"/>
-      </w:pPr>
-      <w:r>
-        <w:rPr>
-          <w:rFonts w:ascii="Arial" w:hAnsi="Arial"/>
-          <w:b/>
-          <w:i w:val="0"/>
-          <w:color w:val="111827"/>
-          <w:sz w:val="23"/>
-        </w:rPr>
-        <w:t>Question 31 (K31)</w:t>
-      </w:r>
-    </w:p>
-    <w:p>
-      <w:pPr>
-        <w:spacing w:before="0" w:after="40"/>
-      </w:pPr>
-      <w:r>
-        <w:rPr>
-          <w:rFonts w:ascii="Arial" w:hAnsi="Arial"/>
-          <w:b w:val="0"/>
-          <w:i/>
-          <w:color w:val="4B5563"/>
-          <w:sz w:val="18"/>
-        </w:rPr>
-        <w:t>Source: PPT slides 53-57; Lab 8</w:t>
-      </w:r>
-    </w:p>
-    <w:p>
-      <w:pPr>
-        <w:spacing w:before="0" w:after="60"/>
-      </w:pPr>
-      <w:r>
-        <w:rPr>
-          <w:rFonts w:ascii="Arial" w:hAnsi="Arial"/>
-          <w:b w:val="0"/>
-          <w:i w:val="0"/>
-          <w:color w:val="4B5563"/>
-          <w:sz w:val="21"/>
-        </w:rPr>
-        <w:t>The company wants searchable support documents, enriched with extracted text, entities, key phrases, and vector embeddings for RAG.</w:t>
-      </w:r>
-    </w:p>
-    <w:p>
-      <w:pPr>
-        <w:spacing w:before="0" w:after="100"/>
-      </w:pPr>
-      <w:r>
-        <w:rPr>
-          <w:rFonts w:ascii="Arial" w:hAnsi="Arial"/>
-          <w:b/>
-          <w:i w:val="0"/>
-          <w:color w:val="111827"/>
-          <w:sz w:val="21"/>
-        </w:rPr>
-        <w:t>What is vector search?</w:t>
-      </w:r>
-    </w:p>
-    <w:tbl>
-      <w:tblPr>
-        <w:tblStyle w:val="TableGrid"/>
-        <w:tblW w:type="auto" w:w="0"/>
-        <w:tblLook w:firstColumn="1" w:firstRow="1" w:lastColumn="0" w:lastRow="0" w:noHBand="0" w:noVBand="1" w:val="04A0"/>
-      </w:tblPr>
-      <w:tblGrid>
-        <w:gridCol w:w="9638"/>
-      </w:tblGrid>
-      <w:tr>
-        <w:tc>
-          <w:tcPr>
-            <w:tcW w:type="dxa" w:w="9638"/>
-            <w:vAlign w:val="center"/>
-            <w:shd w:fill="F3F7FC"/>
-          </w:tcPr>
-          <w:p>
-            <w:r/>
-            <w:r>
-              <w:rPr>
-                <w:rFonts w:ascii="Arial" w:hAnsi="Arial"/>
-                <w:b/>
-                <w:i w:val="0"/>
-                <w:color w:val="4B5563"/>
-                <w:sz w:val="19"/>
-              </w:rPr>
-              <w:t>Candidate answer / evidence</w:t>
-            </w:r>
-          </w:p>
-        </w:tc>
-      </w:tr>
-      <w:tr>
-        <w:tc>
-          <w:tcPr>
-            <w:tcW w:type="dxa" w:w="9638"/>
-          </w:tcPr>
-          <w:p>
-            <w:r>
-              <w:br/>
-              <w:br/>
-              <w:br/>
-              <w:br/>
-              <w:br/>
-            </w:r>
-          </w:p>
-        </w:tc>
-      </w:tr>
-    </w:tbl>
-    <w:p>
-      <w:pPr>
-        <w:spacing w:before="0" w:after="60"/>
-      </w:pPr>
-    </w:p>
-    <w:p>
-      <w:pPr>
-        <w:spacing w:before="160" w:after="40"/>
-      </w:pPr>
-      <w:r>
-        <w:rPr>
-          <w:rFonts w:ascii="Arial" w:hAnsi="Arial"/>
-          <w:b/>
-          <w:i w:val="0"/>
-          <w:color w:val="111827"/>
-          <w:sz w:val="23"/>
-        </w:rPr>
-        <w:t>Question 32 (K32)</w:t>
-      </w:r>
-    </w:p>
-    <w:p>
-      <w:pPr>
-        <w:spacing w:before="0" w:after="40"/>
-      </w:pPr>
-      <w:r>
-        <w:rPr>
-          <w:rFonts w:ascii="Arial" w:hAnsi="Arial"/>
-          <w:b w:val="0"/>
-          <w:i/>
-          <w:color w:val="4B5563"/>
-          <w:sz w:val="18"/>
-        </w:rPr>
-        <w:t>Source: PPT slides 53-57; Lab 8</w:t>
-      </w:r>
-    </w:p>
-    <w:p>
-      <w:pPr>
-        <w:spacing w:before="0" w:after="60"/>
-      </w:pPr>
-      <w:r>
-        <w:rPr>
-          <w:rFonts w:ascii="Arial" w:hAnsi="Arial"/>
-          <w:b w:val="0"/>
-          <w:i w:val="0"/>
-          <w:color w:val="4B5563"/>
-          <w:sz w:val="21"/>
-        </w:rPr>
-        <w:t>The company wants searchable support documents, enriched with extracted text, entities, key phrases, and vector embeddings for RAG.</w:t>
-      </w:r>
-    </w:p>
-    <w:p>
-      <w:pPr>
-        <w:spacing w:before="0" w:after="100"/>
-      </w:pPr>
-      <w:r>
-        <w:rPr>
-          <w:rFonts w:ascii="Arial" w:hAnsi="Arial"/>
-          <w:b/>
-          <w:i w:val="0"/>
-          <w:color w:val="111827"/>
-          <w:sz w:val="21"/>
-        </w:rPr>
-        <w:t>Why use semantic ranking?</w:t>
-      </w:r>
-    </w:p>
-    <w:tbl>
-      <w:tblPr>
-        <w:tblStyle w:val="TableGrid"/>
-        <w:tblW w:type="auto" w:w="0"/>
-        <w:tblLook w:firstColumn="1" w:firstRow="1" w:lastColumn="0" w:lastRow="0" w:noHBand="0" w:noVBand="1" w:val="04A0"/>
-      </w:tblPr>
-      <w:tblGrid>
-        <w:gridCol w:w="9638"/>
-      </w:tblGrid>
-      <w:tr>
-        <w:tc>
-          <w:tcPr>
-            <w:tcW w:type="dxa" w:w="9638"/>
-            <w:vAlign w:val="center"/>
-            <w:shd w:fill="F3F7FC"/>
-          </w:tcPr>
-          <w:p>
-            <w:r/>
-            <w:r>
-              <w:rPr>
-                <w:rFonts w:ascii="Arial" w:hAnsi="Arial"/>
-                <w:b/>
-                <w:i w:val="0"/>
-                <w:color w:val="4B5563"/>
-                <w:sz w:val="19"/>
-              </w:rPr>
-              <w:t>Candidate answer / evidence</w:t>
-            </w:r>
-          </w:p>
-        </w:tc>
-      </w:tr>
-      <w:tr>
-        <w:tc>
-          <w:tcPr>
-            <w:tcW w:type="dxa" w:w="9638"/>
-          </w:tcPr>
-          <w:p>
-            <w:r>
-              <w:br/>
-              <w:br/>
-              <w:br/>
-              <w:br/>
-              <w:br/>
-            </w:r>
-          </w:p>
-        </w:tc>
-      </w:tr>
-    </w:tbl>
-    <w:p>
-      <w:pPr>
-        <w:spacing w:before="0" w:after="60"/>
-      </w:pPr>
-    </w:p>
-    <w:p>
-      <w:pPr>
-        <w:spacing w:before="160" w:after="40"/>
-      </w:pPr>
-      <w:r>
-        <w:rPr>
-          <w:rFonts w:ascii="Arial" w:hAnsi="Arial"/>
-          <w:b/>
-          <w:i w:val="0"/>
-          <w:color w:val="111827"/>
-          <w:sz w:val="23"/>
-        </w:rPr>
-        <w:t>Question 33 (K33)</w:t>
-      </w:r>
-    </w:p>
-    <w:p>
-      <w:pPr>
-        <w:spacing w:before="0" w:after="40"/>
-      </w:pPr>
-      <w:r>
-        <w:rPr>
-          <w:rFonts w:ascii="Arial" w:hAnsi="Arial"/>
-          <w:b w:val="0"/>
-          <w:i/>
-          <w:color w:val="4B5563"/>
-          <w:sz w:val="18"/>
-        </w:rPr>
-        <w:t>Source: PPT slides 58-62; Lab 9</w:t>
-      </w:r>
-    </w:p>
-    <w:p>
-      <w:pPr>
-        <w:spacing w:before="0" w:after="60"/>
-      </w:pPr>
-      <w:r>
-        <w:rPr>
-          <w:rFonts w:ascii="Arial" w:hAnsi="Arial"/>
-          <w:b w:val="0"/>
-          <w:i w:val="0"/>
-          <w:color w:val="4B5563"/>
-          <w:sz w:val="21"/>
-        </w:rPr>
-        <w:t>The company processes invoices, contracts, support screenshots, audio notes, and product videos. It wants to extract structured information from multiple content types.</w:t>
-      </w:r>
-    </w:p>
-    <w:p>
-      <w:pPr>
-        <w:spacing w:before="0" w:after="100"/>
-      </w:pPr>
-      <w:r>
-        <w:rPr>
-          <w:rFonts w:ascii="Arial" w:hAnsi="Arial"/>
-          <w:b/>
-          <w:i w:val="0"/>
-          <w:color w:val="111827"/>
-          <w:sz w:val="21"/>
-        </w:rPr>
-        <w:t>When should you use a prebuilt model?</w:t>
-      </w:r>
-    </w:p>
-    <w:tbl>
-      <w:tblPr>
-        <w:tblStyle w:val="TableGrid"/>
-        <w:tblW w:type="auto" w:w="0"/>
-        <w:tblLook w:firstColumn="1" w:firstRow="1" w:lastColumn="0" w:lastRow="0" w:noHBand="0" w:noVBand="1" w:val="04A0"/>
-      </w:tblPr>
-      <w:tblGrid>
-        <w:gridCol w:w="9638"/>
-      </w:tblGrid>
-      <w:tr>
-        <w:tc>
-          <w:tcPr>
-            <w:tcW w:type="dxa" w:w="9638"/>
-            <w:vAlign w:val="center"/>
-            <w:shd w:fill="F3F7FC"/>
-          </w:tcPr>
-          <w:p>
-            <w:r/>
-            <w:r>
-              <w:rPr>
-                <w:rFonts w:ascii="Arial" w:hAnsi="Arial"/>
-                <w:b/>
-                <w:i w:val="0"/>
-                <w:color w:val="4B5563"/>
-                <w:sz w:val="19"/>
-              </w:rPr>
-              <w:t>Candidate answer / evidence</w:t>
-            </w:r>
-          </w:p>
-        </w:tc>
-      </w:tr>
-      <w:tr>
-        <w:tc>
-          <w:tcPr>
-            <w:tcW w:type="dxa" w:w="9638"/>
-          </w:tcPr>
-          <w:p>
-            <w:r>
-              <w:br/>
-              <w:br/>
-              <w:br/>
-              <w:br/>
-              <w:br/>
-            </w:r>
-          </w:p>
-        </w:tc>
-      </w:tr>
-    </w:tbl>
-    <w:p>
-      <w:pPr>
-        <w:spacing w:before="0" w:after="60"/>
-      </w:pPr>
-    </w:p>
-    <w:p>
-      <w:pPr>
-        <w:spacing w:before="160" w:after="40"/>
-      </w:pPr>
-      <w:r>
-        <w:rPr>
-          <w:rFonts w:ascii="Arial" w:hAnsi="Arial"/>
-          <w:b/>
-          <w:i w:val="0"/>
-          <w:color w:val="111827"/>
-          <w:sz w:val="23"/>
-        </w:rPr>
-        <w:t>Question 34 (K34)</w:t>
-      </w:r>
-    </w:p>
-    <w:p>
-      <w:pPr>
-        <w:spacing w:before="0" w:after="40"/>
-      </w:pPr>
-      <w:r>
-        <w:rPr>
-          <w:rFonts w:ascii="Arial" w:hAnsi="Arial"/>
-          <w:b w:val="0"/>
-          <w:i/>
-          <w:color w:val="4B5563"/>
-          <w:sz w:val="18"/>
-        </w:rPr>
-        <w:t>Source: PPT slides 58-62; Lab 9</w:t>
-      </w:r>
-    </w:p>
-    <w:p>
-      <w:pPr>
-        <w:spacing w:before="0" w:after="60"/>
-      </w:pPr>
-      <w:r>
-        <w:rPr>
-          <w:rFonts w:ascii="Arial" w:hAnsi="Arial"/>
-          <w:b w:val="0"/>
-          <w:i w:val="0"/>
-          <w:color w:val="4B5563"/>
-          <w:sz w:val="21"/>
-        </w:rPr>
-        <w:t>The company processes invoices, contracts, support screenshots, audio notes, and product videos. It wants to extract structured information from multiple content types.</w:t>
-      </w:r>
-    </w:p>
-    <w:p>
-      <w:pPr>
-        <w:spacing w:before="0" w:after="100"/>
-      </w:pPr>
-      <w:r>
-        <w:rPr>
-          <w:rFonts w:ascii="Arial" w:hAnsi="Arial"/>
-          <w:b/>
-          <w:i w:val="0"/>
-          <w:color w:val="111827"/>
-          <w:sz w:val="21"/>
-        </w:rPr>
-        <w:t>What is a composed model?</w:t>
-      </w:r>
-    </w:p>
-    <w:tbl>
-      <w:tblPr>
-        <w:tblStyle w:val="TableGrid"/>
-        <w:tblW w:type="auto" w:w="0"/>
-        <w:tblLook w:firstColumn="1" w:firstRow="1" w:lastColumn="0" w:lastRow="0" w:noHBand="0" w:noVBand="1" w:val="04A0"/>
-      </w:tblPr>
-      <w:tblGrid>
-        <w:gridCol w:w="9638"/>
-      </w:tblGrid>
-      <w:tr>
-        <w:tc>
-          <w:tcPr>
-            <w:tcW w:type="dxa" w:w="9638"/>
-            <w:vAlign w:val="center"/>
-            <w:shd w:fill="F3F7FC"/>
-          </w:tcPr>
-          <w:p>
-            <w:r/>
-            <w:r>
-              <w:rPr>
-                <w:rFonts w:ascii="Arial" w:hAnsi="Arial"/>
-                <w:b/>
-                <w:i w:val="0"/>
-                <w:color w:val="4B5563"/>
-                <w:sz w:val="19"/>
-              </w:rPr>
-              <w:t>Candidate answer / evidence</w:t>
-            </w:r>
-          </w:p>
-        </w:tc>
-      </w:tr>
-      <w:tr>
-        <w:tc>
-          <w:tcPr>
-            <w:tcW w:type="dxa" w:w="9638"/>
-          </w:tcPr>
-          <w:p>
-            <w:r>
-              <w:br/>
-              <w:br/>
-              <w:br/>
-              <w:br/>
-              <w:br/>
-            </w:r>
-          </w:p>
-        </w:tc>
-      </w:tr>
-    </w:tbl>
-    <w:p>
-      <w:pPr>
-        <w:spacing w:before="0" w:after="60"/>
-      </w:pPr>
-    </w:p>
-    <w:p>
-      <w:pPr>
-        <w:spacing w:before="160" w:after="40"/>
-      </w:pPr>
-      <w:r>
-        <w:rPr>
-          <w:rFonts w:ascii="Arial" w:hAnsi="Arial"/>
-          <w:b/>
-          <w:i w:val="0"/>
-          <w:color w:val="111827"/>
-          <w:sz w:val="23"/>
-        </w:rPr>
-        <w:t>Question 35 (K35)</w:t>
-      </w:r>
-    </w:p>
-    <w:p>
-      <w:pPr>
-        <w:spacing w:before="0" w:after="40"/>
-      </w:pPr>
-      <w:r>
-        <w:rPr>
-          <w:rFonts w:ascii="Arial" w:hAnsi="Arial"/>
-          <w:b w:val="0"/>
-          <w:i/>
-          <w:color w:val="4B5563"/>
-          <w:sz w:val="18"/>
-        </w:rPr>
-        <w:t>Source: PPT slides 58-62; Lab 9</w:t>
-      </w:r>
-    </w:p>
-    <w:p>
-      <w:pPr>
-        <w:spacing w:before="0" w:after="60"/>
-      </w:pPr>
-      <w:r>
-        <w:rPr>
-          <w:rFonts w:ascii="Arial" w:hAnsi="Arial"/>
-          <w:b w:val="0"/>
-          <w:i w:val="0"/>
-          <w:color w:val="4B5563"/>
-          <w:sz w:val="21"/>
-        </w:rPr>
-        <w:t>The company processes invoices, contracts, support screenshots, audio notes, and product videos. It wants to extract structured information from multiple content types.</w:t>
-      </w:r>
-    </w:p>
-    <w:p>
-      <w:pPr>
-        <w:spacing w:before="0" w:after="100"/>
-      </w:pPr>
-      <w:r>
-        <w:rPr>
-          <w:rFonts w:ascii="Arial" w:hAnsi="Arial"/>
-          <w:b/>
-          <w:i w:val="0"/>
-          <w:color w:val="111827"/>
-          <w:sz w:val="21"/>
-        </w:rPr>
-        <w:t>Why are confidence scores useful?</w:t>
-      </w:r>
-    </w:p>
-    <w:tbl>
-      <w:tblPr>
-        <w:tblStyle w:val="TableGrid"/>
-        <w:tblW w:type="auto" w:w="0"/>
-        <w:tblLook w:firstColumn="1" w:firstRow="1" w:lastColumn="0" w:lastRow="0" w:noHBand="0" w:noVBand="1" w:val="04A0"/>
-      </w:tblPr>
-      <w:tblGrid>
-        <w:gridCol w:w="9638"/>
-      </w:tblGrid>
-      <w:tr>
-        <w:tc>
-          <w:tcPr>
-            <w:tcW w:type="dxa" w:w="9638"/>
-            <w:vAlign w:val="center"/>
-            <w:shd w:fill="F3F7FC"/>
-          </w:tcPr>
-          <w:p>
-            <w:r/>
-            <w:r>
-              <w:rPr>
-                <w:rFonts w:ascii="Arial" w:hAnsi="Arial"/>
-                <w:b/>
-                <w:i w:val="0"/>
-                <w:color w:val="4B5563"/>
-                <w:sz w:val="19"/>
-              </w:rPr>
-              <w:t>Candidate answer / evidence</w:t>
-            </w:r>
-          </w:p>
-        </w:tc>
-      </w:tr>
-      <w:tr>
-        <w:tc>
-          <w:tcPr>
-            <w:tcW w:type="dxa" w:w="9638"/>
-          </w:tcPr>
-          <w:p>
-            <w:r>
-              <w:br/>
-              <w:br/>
-              <w:br/>
-              <w:br/>
-              <w:br/>
-            </w:r>
-          </w:p>
-        </w:tc>
-      </w:tr>
-    </w:tbl>
-    <w:p>
-      <w:pPr>
-        <w:spacing w:before="0" w:after="60"/>
-      </w:pPr>
-    </w:p>
-    <w:p>
-      <w:pPr>
-        <w:spacing w:before="160" w:after="40"/>
-      </w:pPr>
-      <w:r>
-        <w:rPr>
-          <w:rFonts w:ascii="Arial" w:hAnsi="Arial"/>
-          <w:b/>
-          <w:i w:val="0"/>
-          <w:color w:val="111827"/>
-          <w:sz w:val="23"/>
-        </w:rPr>
-        <w:t>Question 36 (K36)</w:t>
-      </w:r>
-    </w:p>
-    <w:p>
-      <w:pPr>
-        <w:spacing w:before="0" w:after="40"/>
-      </w:pPr>
-      <w:r>
-        <w:rPr>
-          <w:rFonts w:ascii="Arial" w:hAnsi="Arial"/>
-          <w:b w:val="0"/>
-          <w:i/>
-          <w:color w:val="4B5563"/>
-          <w:sz w:val="18"/>
-        </w:rPr>
-        <w:t>Source: PPT slides 58-62; Lab 9</w:t>
-      </w:r>
-    </w:p>
-    <w:p>
-      <w:pPr>
-        <w:spacing w:before="0" w:after="60"/>
-      </w:pPr>
-      <w:r>
-        <w:rPr>
-          <w:rFonts w:ascii="Arial" w:hAnsi="Arial"/>
-          <w:b w:val="0"/>
-          <w:i w:val="0"/>
-          <w:color w:val="4B5563"/>
-          <w:sz w:val="21"/>
-        </w:rPr>
-        <w:t>The company processes invoices, contracts, support screenshots, audio notes, and product videos. It wants to extract structured information from multiple content types.</w:t>
-      </w:r>
-    </w:p>
-    <w:p>
-      <w:pPr>
-        <w:spacing w:before="0" w:after="100"/>
-      </w:pPr>
-      <w:r>
-        <w:rPr>
-          <w:rFonts w:ascii="Arial" w:hAnsi="Arial"/>
-          <w:b/>
-          <w:i w:val="0"/>
-          <w:color w:val="111827"/>
-          <w:sz w:val="21"/>
-        </w:rPr>
-        <w:t>What content types can Content Understanding process?</w:t>
-      </w:r>
-    </w:p>
-    <w:tbl>
-      <w:tblPr>
-        <w:tblStyle w:val="TableGrid"/>
-        <w:tblW w:type="auto" w:w="0"/>
-        <w:tblLook w:firstColumn="1" w:firstRow="1" w:lastColumn="0" w:lastRow="0" w:noHBand="0" w:noVBand="1" w:val="04A0"/>
-      </w:tblPr>
-      <w:tblGrid>
-        <w:gridCol w:w="9638"/>
-      </w:tblGrid>
-      <w:tr>
-        <w:tc>
-          <w:tcPr>
-            <w:tcW w:type="dxa" w:w="9638"/>
-            <w:vAlign w:val="center"/>
-            <w:shd w:fill="F3F7FC"/>
-          </w:tcPr>
-          <w:p>
-            <w:r/>
-            <w:r>
-              <w:rPr>
-                <w:rFonts w:ascii="Arial" w:hAnsi="Arial"/>
-                <w:b/>
-                <w:i w:val="0"/>
-                <w:color w:val="4B5563"/>
-                <w:sz w:val="19"/>
-              </w:rPr>
-              <w:t>Candidate answer / evidence</w:t>
-            </w:r>
-          </w:p>
-        </w:tc>
-      </w:tr>
-      <w:tr>
-        <w:tc>
-          <w:tcPr>
-            <w:tcW w:type="dxa" w:w="9638"/>
-          </w:tcPr>
-          <w:p>
-            <w:r>
-              <w:br/>
-              <w:br/>
-              <w:br/>
-              <w:br/>
-              <w:br/>
-            </w:r>
-          </w:p>
-        </w:tc>
-      </w:tr>
-    </w:tbl>
-    <w:p>
-      <w:pPr>
-        <w:spacing w:before="0" w:after="60"/>
-      </w:pPr>
-    </w:p>
-    <w:p>
-      <w:pPr>
-        <w:spacing w:before="160" w:after="40"/>
-      </w:pPr>
-      <w:r>
-        <w:rPr>
-          <w:rFonts w:ascii="Arial" w:hAnsi="Arial"/>
-          <w:b/>
-          <w:i w:val="0"/>
-          <w:color w:val="111827"/>
-          <w:sz w:val="23"/>
-        </w:rPr>
-        <w:t>Question 37 (K37)</w:t>
-      </w:r>
-    </w:p>
-    <w:p>
-      <w:pPr>
-        <w:spacing w:before="0" w:after="40"/>
-      </w:pPr>
-      <w:r>
-        <w:rPr>
-          <w:rFonts w:ascii="Arial" w:hAnsi="Arial"/>
-          <w:b w:val="0"/>
-          <w:i/>
-          <w:color w:val="4B5563"/>
-          <w:sz w:val="18"/>
-        </w:rPr>
-        <w:t>Source: PPT slides 63-67; Lab 10</w:t>
-      </w:r>
-    </w:p>
-    <w:p>
-      <w:pPr>
-        <w:spacing w:before="0" w:after="60"/>
-      </w:pPr>
-      <w:r>
-        <w:rPr>
-          <w:rFonts w:ascii="Arial" w:hAnsi="Arial"/>
-          <w:b w:val="0"/>
-          <w:i w:val="0"/>
-          <w:color w:val="4B5563"/>
-          <w:sz w:val="21"/>
-        </w:rPr>
-        <w:t>You must design a production-ready customer support AI platform that supports grounded chat, document search, sentiment analysis, speech transcription, image OCR, document extraction, and human escalation.</w:t>
-      </w:r>
-    </w:p>
-    <w:p>
-      <w:pPr>
-        <w:spacing w:before="0" w:after="100"/>
-      </w:pPr>
-      <w:r>
-        <w:rPr>
-          <w:rFonts w:ascii="Arial" w:hAnsi="Arial"/>
-          <w:b/>
-          <w:i w:val="0"/>
-          <w:color w:val="111827"/>
-          <w:sz w:val="21"/>
-        </w:rPr>
-        <w:t>Which service should power grounded document search?</w:t>
-      </w:r>
-    </w:p>
-    <w:tbl>
-      <w:tblPr>
-        <w:tblStyle w:val="TableGrid"/>
-        <w:tblW w:type="auto" w:w="0"/>
-        <w:tblLook w:firstColumn="1" w:firstRow="1" w:lastColumn="0" w:lastRow="0" w:noHBand="0" w:noVBand="1" w:val="04A0"/>
-      </w:tblPr>
-      <w:tblGrid>
-        <w:gridCol w:w="9638"/>
-      </w:tblGrid>
-      <w:tr>
-        <w:tc>
-          <w:tcPr>
-            <w:tcW w:type="dxa" w:w="9638"/>
-            <w:vAlign w:val="center"/>
-            <w:shd w:fill="F3F7FC"/>
-          </w:tcPr>
-          <w:p>
-            <w:r/>
-            <w:r>
-              <w:rPr>
-                <w:rFonts w:ascii="Arial" w:hAnsi="Arial"/>
-                <w:b/>
-                <w:i w:val="0"/>
-                <w:color w:val="4B5563"/>
-                <w:sz w:val="19"/>
-              </w:rPr>
-              <w:t>Candidate answer / evidence</w:t>
-            </w:r>
-          </w:p>
-        </w:tc>
-      </w:tr>
-      <w:tr>
-        <w:tc>
-          <w:tcPr>
-            <w:tcW w:type="dxa" w:w="9638"/>
-          </w:tcPr>
-          <w:p>
-            <w:r>
-              <w:br/>
-              <w:br/>
-              <w:br/>
-              <w:br/>
-              <w:br/>
-            </w:r>
-          </w:p>
-        </w:tc>
-      </w:tr>
-    </w:tbl>
-    <w:p>
-      <w:pPr>
-        <w:spacing w:before="0" w:after="60"/>
-      </w:pPr>
-    </w:p>
-    <w:p>
-      <w:pPr>
-        <w:spacing w:before="160" w:after="40"/>
-      </w:pPr>
-      <w:r>
-        <w:rPr>
-          <w:rFonts w:ascii="Arial" w:hAnsi="Arial"/>
-          <w:b/>
-          <w:i w:val="0"/>
-          <w:color w:val="111827"/>
-          <w:sz w:val="23"/>
-        </w:rPr>
-        <w:t>Question 38 (K38)</w:t>
-      </w:r>
-    </w:p>
-    <w:p>
-      <w:pPr>
-        <w:spacing w:before="0" w:after="40"/>
-      </w:pPr>
-      <w:r>
-        <w:rPr>
-          <w:rFonts w:ascii="Arial" w:hAnsi="Arial"/>
-          <w:b w:val="0"/>
-          <w:i/>
-          <w:color w:val="4B5563"/>
-          <w:sz w:val="18"/>
-        </w:rPr>
-        <w:t>Source: PPT slides 63-67; Lab 10</w:t>
-      </w:r>
-    </w:p>
-    <w:p>
-      <w:pPr>
-        <w:spacing w:before="0" w:after="60"/>
-      </w:pPr>
-      <w:r>
-        <w:rPr>
-          <w:rFonts w:ascii="Arial" w:hAnsi="Arial"/>
-          <w:b w:val="0"/>
-          <w:i w:val="0"/>
-          <w:color w:val="4B5563"/>
-          <w:sz w:val="21"/>
-        </w:rPr>
-        <w:t>You must design a production-ready customer support AI platform that supports grounded chat, document search, sentiment analysis, speech transcription, image OCR, document extraction, and human escalation.</w:t>
-      </w:r>
-    </w:p>
-    <w:p>
-      <w:pPr>
-        <w:spacing w:before="0" w:after="100"/>
-      </w:pPr>
-      <w:r>
-        <w:rPr>
-          <w:rFonts w:ascii="Arial" w:hAnsi="Arial"/>
-          <w:b/>
-          <w:i w:val="0"/>
-          <w:color w:val="111827"/>
-          <w:sz w:val="21"/>
-        </w:rPr>
-        <w:t>When should a human review AI output?</w:t>
-      </w:r>
-    </w:p>
-    <w:tbl>
-      <w:tblPr>
-        <w:tblStyle w:val="TableGrid"/>
-        <w:tblW w:type="auto" w:w="0"/>
-        <w:tblLook w:firstColumn="1" w:firstRow="1" w:lastColumn="0" w:lastRow="0" w:noHBand="0" w:noVBand="1" w:val="04A0"/>
-      </w:tblPr>
-      <w:tblGrid>
-        <w:gridCol w:w="9638"/>
-      </w:tblGrid>
-      <w:tr>
-        <w:tc>
-          <w:tcPr>
-            <w:tcW w:type="dxa" w:w="9638"/>
-            <w:vAlign w:val="center"/>
-            <w:shd w:fill="F3F7FC"/>
-          </w:tcPr>
-          <w:p>
-            <w:r/>
-            <w:r>
-              <w:rPr>
-                <w:rFonts w:ascii="Arial" w:hAnsi="Arial"/>
-                <w:b/>
-                <w:i w:val="0"/>
-                <w:color w:val="4B5563"/>
-                <w:sz w:val="19"/>
-              </w:rPr>
-              <w:t>Candidate answer / evidence</w:t>
-            </w:r>
-          </w:p>
-        </w:tc>
-      </w:tr>
-      <w:tr>
-        <w:tc>
-          <w:tcPr>
-            <w:tcW w:type="dxa" w:w="9638"/>
-          </w:tcPr>
-          <w:p>
-            <w:r>
-              <w:br/>
-              <w:br/>
-              <w:br/>
-              <w:br/>
-              <w:br/>
-            </w:r>
-          </w:p>
-        </w:tc>
-      </w:tr>
-    </w:tbl>
-    <w:p>
-      <w:pPr>
-        <w:spacing w:before="0" w:after="60"/>
-      </w:pPr>
-    </w:p>
-    <w:p>
-      <w:pPr>
-        <w:spacing w:before="160" w:after="40"/>
-      </w:pPr>
-      <w:r>
-        <w:rPr>
-          <w:rFonts w:ascii="Arial" w:hAnsi="Arial"/>
-          <w:b/>
-          <w:i w:val="0"/>
-          <w:color w:val="111827"/>
-          <w:sz w:val="23"/>
-        </w:rPr>
-        <w:t>Question 39 (K39)</w:t>
-      </w:r>
-    </w:p>
-    <w:p>
-      <w:pPr>
-        <w:spacing w:before="0" w:after="40"/>
-      </w:pPr>
-      <w:r>
-        <w:rPr>
-          <w:rFonts w:ascii="Arial" w:hAnsi="Arial"/>
-          <w:b w:val="0"/>
-          <w:i/>
-          <w:color w:val="4B5563"/>
-          <w:sz w:val="18"/>
-        </w:rPr>
-        <w:t>Source: PPT slides 63-67; Lab 10</w:t>
-      </w:r>
-    </w:p>
-    <w:p>
-      <w:pPr>
-        <w:spacing w:before="0" w:after="60"/>
-      </w:pPr>
-      <w:r>
-        <w:rPr>
-          <w:rFonts w:ascii="Arial" w:hAnsi="Arial"/>
-          <w:b w:val="0"/>
-          <w:i w:val="0"/>
-          <w:color w:val="4B5563"/>
-          <w:sz w:val="21"/>
-        </w:rPr>
-        <w:t>You must design a production-ready customer support AI platform that supports grounded chat, document search, sentiment analysis, speech transcription, image OCR, document extraction, and human escalation.</w:t>
-      </w:r>
-    </w:p>
-    <w:p>
-      <w:pPr>
-        <w:spacing w:before="0" w:after="100"/>
-      </w:pPr>
-      <w:r>
-        <w:rPr>
-          <w:rFonts w:ascii="Arial" w:hAnsi="Arial"/>
-          <w:b/>
-          <w:i w:val="0"/>
-          <w:color w:val="111827"/>
-          <w:sz w:val="21"/>
-        </w:rPr>
-        <w:t>What is the difference between RAG and fine-tuning?</w:t>
-      </w:r>
-    </w:p>
-    <w:tbl>
-      <w:tblPr>
-        <w:tblStyle w:val="TableGrid"/>
-        <w:tblW w:type="auto" w:w="0"/>
-        <w:tblLook w:firstColumn="1" w:firstRow="1" w:lastColumn="0" w:lastRow="0" w:noHBand="0" w:noVBand="1" w:val="04A0"/>
-      </w:tblPr>
-      <w:tblGrid>
-        <w:gridCol w:w="9638"/>
-      </w:tblGrid>
-      <w:tr>
-        <w:tc>
-          <w:tcPr>
-            <w:tcW w:type="dxa" w:w="9638"/>
-            <w:vAlign w:val="center"/>
-            <w:shd w:fill="F3F7FC"/>
-          </w:tcPr>
-          <w:p>
-            <w:r/>
-            <w:r>
-              <w:rPr>
-                <w:rFonts w:ascii="Arial" w:hAnsi="Arial"/>
-                <w:b/>
-                <w:i w:val="0"/>
-                <w:color w:val="4B5563"/>
-                <w:sz w:val="19"/>
-              </w:rPr>
-              <w:t>Candidate answer / evidence</w:t>
-            </w:r>
-          </w:p>
-        </w:tc>
-      </w:tr>
-      <w:tr>
-        <w:tc>
-          <w:tcPr>
-            <w:tcW w:type="dxa" w:w="9638"/>
-          </w:tcPr>
-          <w:p>
-            <w:r>
-              <w:br/>
-              <w:br/>
-              <w:br/>
-              <w:br/>
-              <w:br/>
-            </w:r>
-          </w:p>
-        </w:tc>
-      </w:tr>
-    </w:tbl>
-    <w:p>
-      <w:pPr>
-        <w:spacing w:before="0" w:after="60"/>
-      </w:pPr>
-    </w:p>
-    <w:p>
-      <w:pPr>
-        <w:spacing w:before="160" w:after="40"/>
-      </w:pPr>
-      <w:r>
-        <w:rPr>
-          <w:rFonts w:ascii="Arial" w:hAnsi="Arial"/>
-          <w:b/>
-          <w:i w:val="0"/>
-          <w:color w:val="111827"/>
-          <w:sz w:val="23"/>
-        </w:rPr>
-        <w:t>Question 40 (K40)</w:t>
-      </w:r>
-    </w:p>
-    <w:p>
-      <w:pPr>
-        <w:spacing w:before="0" w:after="40"/>
-      </w:pPr>
-      <w:r>
-        <w:rPr>
-          <w:rFonts w:ascii="Arial" w:hAnsi="Arial"/>
-          <w:b w:val="0"/>
-          <w:i/>
-          <w:color w:val="4B5563"/>
-          <w:sz w:val="18"/>
-        </w:rPr>
-        <w:t>Source: PPT slides 63-67; Lab 10</w:t>
-      </w:r>
-    </w:p>
-    <w:p>
-      <w:pPr>
-        <w:spacing w:before="0" w:after="60"/>
-      </w:pPr>
-      <w:r>
-        <w:rPr>
-          <w:rFonts w:ascii="Arial" w:hAnsi="Arial"/>
-          <w:b w:val="0"/>
-          <w:i w:val="0"/>
-          <w:color w:val="4B5563"/>
-          <w:sz w:val="21"/>
-        </w:rPr>
-        <w:t>You must design a production-ready customer support AI platform that supports grounded chat, document search, sentiment analysis, speech transcription, image OCR, document extraction, and human escalation.</w:t>
-      </w:r>
-    </w:p>
-    <w:p>
-      <w:pPr>
-        <w:spacing w:before="0" w:after="100"/>
-      </w:pPr>
-      <w:r>
-        <w:rPr>
-          <w:rFonts w:ascii="Arial" w:hAnsi="Arial"/>
-          <w:b/>
-          <w:i w:val="0"/>
-          <w:color w:val="111827"/>
-          <w:sz w:val="21"/>
-        </w:rPr>
-        <w:t>Which AI workload do you need to review most?</w:t>
+        <w:t>Explain how you would choose and validate Document Intelligence or Content Understanding models, integrate extracted content with search and generative AI, and operate the complete solution responsibly.</w:t>
       </w:r>
     </w:p>
     <w:tbl>
